--- a/svoyo-delo/대본/1부/10화_Ustav.docx
+++ b/svoyo-delo/대본/1부/10화_Ustav.docx
@@ -65,7 +65,7 @@
         <w:t xml:space="preserve"> </w:t>
       </w:r>
       <w:r>
-        <w:t xml:space="preserve">- 규칙: 지문 없음. 전 화 100% 「화자명: 대사」. 1턴 15단어 이내 + 긴 턴 10~15회(25~35단어). 문법 초점: 서수(пункт первый…восьмой), 피동(не может быть отменено), 비교(раньше, чем делятся доли).</w:t>
+        <w:t xml:space="preserve">- 규칙: 지문 없음. 전 화 100% 「화자명: 대사」. 1턴 20단어 이내 + 긴 턴 10~15회(30~50단어). 문법 초점: 서수(пункт первый…восьмой), 피동(не может быть отменено), 비교(раньше, чем делятся доли).</w:t>
       </w:r>
       <w:r>
         <w:t xml:space="preserve"> </w:t>
@@ -357,95 +357,95 @@
         <w:pStyle w:val="FirstParagraph"/>
       </w:pPr>
       <w:r>
-        <w:t xml:space="preserve">IRINA: С приездом, Алексей Николаевич. Самолёт опоздал на двенадцать минут. Я записала.</w:t>
-      </w:r>
-    </w:p>
-    <w:p>
-      <w:pPr>
-        <w:pStyle w:val="BodyText"/>
-      </w:pPr>
-      <w:r>
-        <w:t xml:space="preserve">ALEKSEY: Вы встречаете меня в аэропорту? В понедельник утром?</w:t>
-      </w:r>
-    </w:p>
-    <w:p>
-      <w:pPr>
-        <w:pStyle w:val="BodyText"/>
-      </w:pPr>
-      <w:r>
-        <w:t xml:space="preserve">IRINA: Мне больше некуда идти. В пятницу я уволилась.</w:t>
-      </w:r>
-    </w:p>
-    <w:p>
-      <w:pPr>
-        <w:pStyle w:val="BodyText"/>
-      </w:pPr>
-      <w:r>
-        <w:t xml:space="preserve">ALEKSEY: Уволились? Вы же говорили, что решите после таблицы.</w:t>
-      </w:r>
-    </w:p>
-    <w:p>
-      <w:pPr>
-        <w:pStyle w:val="BodyText"/>
-      </w:pPr>
-      <w:r>
-        <w:t xml:space="preserve">IRINA: Я посмотрела на протокол с пустой строкой. И решила. Пустую строку надо заполнить.</w:t>
-      </w:r>
-    </w:p>
-    <w:p>
-      <w:pPr>
-        <w:pStyle w:val="BodyText"/>
-      </w:pPr>
-      <w:r>
-        <w:t xml:space="preserve">ALEKSEY: Спасибо, Ирина Сергеевна. Правда. Я не знаю, что сказать.</w:t>
-      </w:r>
-    </w:p>
-    <w:p>
-      <w:pPr>
-        <w:pStyle w:val="BodyText"/>
-      </w:pPr>
-      <w:r>
-        <w:t xml:space="preserve">IRINA: Скажите название компании. Юрист ждёт в одиннадцать. Без названия устав не напишут.</w:t>
-      </w:r>
-    </w:p>
-    <w:p>
-      <w:pPr>
-        <w:pStyle w:val="BodyText"/>
-      </w:pPr>
-      <w:r>
-        <w:t xml:space="preserve">ALEKSEY: Я думал в самолёте. «Мост». «Мост Медикал».</w:t>
-      </w:r>
-    </w:p>
-    <w:p>
-      <w:pPr>
-        <w:pStyle w:val="BodyText"/>
-      </w:pPr>
-      <w:r>
-        <w:t xml:space="preserve">IRINA: Почему «Мост»?</w:t>
-      </w:r>
-    </w:p>
-    <w:p>
-      <w:pPr>
-        <w:pStyle w:val="BodyText"/>
-      </w:pPr>
-      <w:r>
-        <w:t xml:space="preserve">ALEKSEY: Мост между Кореей и Россией. Между заводом и врачом. Между тем, что делают в Вонджу, и тем, что колют в Москве. Мост, по которому ничего не провозят тайно.</w:t>
-      </w:r>
-    </w:p>
-    <w:p>
-      <w:pPr>
-        <w:pStyle w:val="BodyText"/>
-      </w:pPr>
-      <w:r>
-        <w:t xml:space="preserve">IRINA: Красиво. А по-английски — «Bridge». Не путайте с карточной игрой.</w:t>
-      </w:r>
-    </w:p>
-    <w:p>
-      <w:pPr>
-        <w:pStyle w:val="BodyText"/>
-      </w:pPr>
-      <w:r>
-        <w:t xml:space="preserve">ALEKSEY: Не перепутаю. Ольга Петровна знает?</w:t>
+        <w:t xml:space="preserve">IRINA: С приездом, Алексей Николаевич. Самолёт опоздал на двенадцать минут, я это записала.</w:t>
+      </w:r>
+    </w:p>
+    <w:p>
+      <w:pPr>
+        <w:pStyle w:val="BodyText"/>
+      </w:pPr>
+      <w:r>
+        <w:t xml:space="preserve">ALEKSEY: Вы встречаете меня в аэропорту? Да ещё в понедельник утром?</w:t>
+      </w:r>
+    </w:p>
+    <w:p>
+      <w:pPr>
+        <w:pStyle w:val="BodyText"/>
+      </w:pPr>
+      <w:r>
+        <w:t xml:space="preserve">IRINA: Мне больше некуда идти, потому что в пятницу я уволилась.</w:t>
+      </w:r>
+    </w:p>
+    <w:p>
+      <w:pPr>
+        <w:pStyle w:val="BodyText"/>
+      </w:pPr>
+      <w:r>
+        <w:t xml:space="preserve">ALEKSEY: Уволились? Но вы же говорили, что решите только после таблицы.</w:t>
+      </w:r>
+    </w:p>
+    <w:p>
+      <w:pPr>
+        <w:pStyle w:val="BodyText"/>
+      </w:pPr>
+      <w:r>
+        <w:t xml:space="preserve">IRINA: Я посмотрела на протокол с пустой строкой и решила. Пустую строку надо заполнить.</w:t>
+      </w:r>
+    </w:p>
+    <w:p>
+      <w:pPr>
+        <w:pStyle w:val="BodyText"/>
+      </w:pPr>
+      <w:r>
+        <w:t xml:space="preserve">ALEKSEY: Спасибо вам, Ирина Сергеевна, правда. Я даже не знаю, что на это сказать.</w:t>
+      </w:r>
+    </w:p>
+    <w:p>
+      <w:pPr>
+        <w:pStyle w:val="BodyText"/>
+      </w:pPr>
+      <w:r>
+        <w:t xml:space="preserve">IRINA: Скажите название компании. Юрист ждёт в одиннадцать, а без названия устав не напишут.</w:t>
+      </w:r>
+    </w:p>
+    <w:p>
+      <w:pPr>
+        <w:pStyle w:val="BodyText"/>
+      </w:pPr>
+      <w:r>
+        <w:t xml:space="preserve">ALEKSEY: Я думал об этом в самолёте. «Мост», а полностью — «Мост Медикал».</w:t>
+      </w:r>
+    </w:p>
+    <w:p>
+      <w:pPr>
+        <w:pStyle w:val="BodyText"/>
+      </w:pPr>
+      <w:r>
+        <w:t xml:space="preserve">IRINA: А почему именно «Мост»?</w:t>
+      </w:r>
+    </w:p>
+    <w:p>
+      <w:pPr>
+        <w:pStyle w:val="BodyText"/>
+      </w:pPr>
+      <w:r>
+        <w:t xml:space="preserve">ALEKSEY: Это мост между Кореей и Россией, между заводом и врачом. Между тем, что делают в Вонджу, и тем, что колют в Москве. Мост, по которому ничего не провозят тайно, потому что всё видно с обеих сторон.</w:t>
+      </w:r>
+    </w:p>
+    <w:p>
+      <w:pPr>
+        <w:pStyle w:val="BodyText"/>
+      </w:pPr>
+      <w:r>
+        <w:t xml:space="preserve">IRINA: Красиво. А по-английски будет «Bridge», только не путайте с карточной игрой.</w:t>
+      </w:r>
+    </w:p>
+    <w:p>
+      <w:pPr>
+        <w:pStyle w:val="BodyText"/>
+      </w:pPr>
+      <w:r>
+        <w:t xml:space="preserve">ALEKSEY: Не перепутаю. А Ольга Петровна уже знает про название?</w:t>
       </w:r>
     </w:p>
     <w:p>
@@ -461,15 +461,15 @@
         <w:pStyle w:val="BodyText"/>
       </w:pPr>
       <w:r>
-        <w:t xml:space="preserve">ALEKSEY: Это шутка?</w:t>
-      </w:r>
-    </w:p>
-    <w:p>
-      <w:pPr>
-        <w:pStyle w:val="BodyText"/>
-      </w:pPr>
-      <w:r>
-        <w:t xml:space="preserve">IRINA: У Ольги Петровны не бывает шуток. Бывают предупреждения с юмором. Садитесь, поехали.</w:t>
+        <w:t xml:space="preserve">ALEKSEY: Это она так пошутила? Иногда я не понимаю, когда она шутит, а когда нет.</w:t>
+      </w:r>
+    </w:p>
+    <w:p>
+      <w:pPr>
+        <w:pStyle w:val="BodyText"/>
+      </w:pPr>
+      <w:r>
+        <w:t xml:space="preserve">IRINA: У Ольги Петровны не бывает шуток, бывают предупреждения с юмором. Садитесь, поехали.</w:t>
       </w:r>
     </w:p>
     <w:bookmarkEnd w:id="21"/>
@@ -487,15 +487,15 @@
         <w:pStyle w:val="FirstParagraph"/>
       </w:pPr>
       <w:r>
-        <w:t xml:space="preserve">ZAYTSEV: Артём Зайцев. Корпоративное право. Ирина Сергеевна мне всё рассказала. Почти всё.</w:t>
-      </w:r>
-    </w:p>
-    <w:p>
-      <w:pPr>
-        <w:pStyle w:val="BodyText"/>
-      </w:pPr>
-      <w:r>
-        <w:t xml:space="preserve">ALEKSEY: А что она не рассказала?</w:t>
+        <w:t xml:space="preserve">ZAYTSEV: Артём Зайцев, корпоративное право. Ирина Сергеевна мне всё рассказала, ну, почти всё.</w:t>
+      </w:r>
+    </w:p>
+    <w:p>
+      <w:pPr>
+        <w:pStyle w:val="BodyText"/>
+      </w:pPr>
+      <w:r>
+        <w:t xml:space="preserve">ALEKSEY: А что же она вам не рассказала? Мне кажется, она рассказывает всё.</w:t>
       </w:r>
     </w:p>
     <w:p>
@@ -511,127 +511,127 @@
         <w:pStyle w:val="BodyText"/>
       </w:pPr>
       <w:r>
-        <w:t xml:space="preserve">OLGA: Это не почему. Это картонка. Не спрашивайте. Он покажет фото.</w:t>
-      </w:r>
-    </w:p>
-    <w:p>
-      <w:pPr>
-        <w:pStyle w:val="BodyText"/>
-      </w:pPr>
-      <w:r>
-        <w:t xml:space="preserve">ZAYTSEV: Хорошо, Ольга Петровна, не буду. Итак. Общество с ограниченной ответственностью. Три учредителя.</w:t>
-      </w:r>
-    </w:p>
-    <w:p>
-      <w:pPr>
-        <w:pStyle w:val="BodyText"/>
-      </w:pPr>
-      <w:r>
-        <w:t xml:space="preserve">ALEKSEY: Что значит «ограниченная ответственность»? Простыми словами.</w:t>
-      </w:r>
-    </w:p>
-    <w:p>
-      <w:pPr>
-        <w:pStyle w:val="BodyText"/>
-      </w:pPr>
-      <w:r>
-        <w:t xml:space="preserve">ZAYTSEV: Если компания разорится, вы отвечаете только тем, что вложили. Квартира остаётся вашей. Если, конечно, вы её сами не заложите. Это главное отличие ООО от индивидуального предприятия.</w:t>
-      </w:r>
-    </w:p>
-    <w:p>
-      <w:pPr>
-        <w:pStyle w:val="BodyText"/>
-      </w:pPr>
-      <w:r>
-        <w:t xml:space="preserve">IRINA: Он её заложит. Под кредит. Это уже в таблице.</w:t>
-      </w:r>
-    </w:p>
-    <w:p>
-      <w:pPr>
-        <w:pStyle w:val="BodyText"/>
-      </w:pPr>
-      <w:r>
-        <w:t xml:space="preserve">ZAYTSEV: Тогда квартира рискует, но не из-за ООО, а из-за кредита. Это разные вещи. Запомните.</w:t>
-      </w:r>
-    </w:p>
-    <w:p>
-      <w:pPr>
-        <w:pStyle w:val="BodyText"/>
-      </w:pPr>
-      <w:r>
-        <w:t xml:space="preserve">ALEKSEY: А если я не заложу?</w:t>
-      </w:r>
-    </w:p>
-    <w:p>
-      <w:pPr>
-        <w:pStyle w:val="BodyText"/>
-      </w:pPr>
-      <w:r>
-        <w:t xml:space="preserve">ZAYTSEV: Тогда не хватит денег. Это вопрос к Ирине Сергеевне, не ко мне.</w:t>
-      </w:r>
-    </w:p>
-    <w:p>
-      <w:pPr>
-        <w:pStyle w:val="BodyText"/>
-      </w:pPr>
-      <w:r>
-        <w:t xml:space="preserve">ALEKSEY: Запомнил. Что нужно для устава?</w:t>
-      </w:r>
-    </w:p>
-    <w:p>
-      <w:pPr>
-        <w:pStyle w:val="BodyText"/>
-      </w:pPr>
-      <w:r>
-        <w:t xml:space="preserve">ZAYTSEV: Название, адрес, уставный капитал, доли, генеральный директор. И правила, как вы будете принимать решения.</w:t>
-      </w:r>
-    </w:p>
-    <w:p>
-      <w:pPr>
-        <w:pStyle w:val="BodyText"/>
-      </w:pPr>
-      <w:r>
-        <w:t xml:space="preserve">ALEKSEY: Название — «Мост Медикал». Директор — я.</w:t>
-      </w:r>
-    </w:p>
-    <w:p>
-      <w:pPr>
-        <w:pStyle w:val="BodyText"/>
-      </w:pPr>
-      <w:r>
-        <w:t xml:space="preserve">ZAYTSEV: Хорошо. Уставный капитал?</w:t>
-      </w:r>
-    </w:p>
-    <w:p>
-      <w:pPr>
-        <w:pStyle w:val="BodyText"/>
-      </w:pPr>
-      <w:r>
-        <w:t xml:space="preserve">IRINA: Девяносто тысяч рублей. Не девять миллионов.</w:t>
-      </w:r>
-    </w:p>
-    <w:p>
-      <w:pPr>
-        <w:pStyle w:val="BodyText"/>
-      </w:pPr>
-      <w:r>
-        <w:t xml:space="preserve">ALEKSEY: Почему девяносто тысяч? У нас девять миллионов.</w:t>
-      </w:r>
-    </w:p>
-    <w:p>
-      <w:pPr>
-        <w:pStyle w:val="BodyText"/>
-      </w:pPr>
-      <w:r>
-        <w:t xml:space="preserve">IRINA: Девять миллионов мы дадим компании займом, а не в капитал. Заём можно вернуть, а капитал нельзя. Так делают все, кто считает не только начало, но и конец.</w:t>
-      </w:r>
-    </w:p>
-    <w:p>
-      <w:pPr>
-        <w:pStyle w:val="BodyText"/>
-      </w:pPr>
-      <w:r>
-        <w:t xml:space="preserve">ZAYTSEV: Ирина Сергеевна права. Если всё пойдёт плохо, займы учредителей возвращаются раньше, чем делятся доли. Вы получите назад хотя бы часть. Это называется приоритет займов. Аудиторы его любят.</w:t>
+        <w:t xml:space="preserve">OLGA: Это не «почему», это картонка. Не спрашивайте, а то он покажет фото.</w:t>
+      </w:r>
+    </w:p>
+    <w:p>
+      <w:pPr>
+        <w:pStyle w:val="BodyText"/>
+      </w:pPr>
+      <w:r>
+        <w:t xml:space="preserve">ZAYTSEV: Хорошо, Ольга Петровна, не буду. Итак, общество с ограниченной ответственностью, три учредителя.</w:t>
+      </w:r>
+    </w:p>
+    <w:p>
+      <w:pPr>
+        <w:pStyle w:val="BodyText"/>
+      </w:pPr>
+      <w:r>
+        <w:t xml:space="preserve">ALEKSEY: А что значит «ограниченная ответственность»? Объясните, пожалуйста, простыми словами.</w:t>
+      </w:r>
+    </w:p>
+    <w:p>
+      <w:pPr>
+        <w:pStyle w:val="BodyText"/>
+      </w:pPr>
+      <w:r>
+        <w:t xml:space="preserve">ZAYTSEV: Если компания разорится, вы отвечаете только тем, что вложили. Квартира остаётся вашей. Если, конечно, вы её сами не заложите. Это главное отличие ООО от индивидуального предприятия, и это стоит запомнить с самого начала.</w:t>
+      </w:r>
+    </w:p>
+    <w:p>
+      <w:pPr>
+        <w:pStyle w:val="BodyText"/>
+      </w:pPr>
+      <w:r>
+        <w:t xml:space="preserve">IRINA: Он её заложит под кредит, это уже есть в таблице.</w:t>
+      </w:r>
+    </w:p>
+    <w:p>
+      <w:pPr>
+        <w:pStyle w:val="BodyText"/>
+      </w:pPr>
+      <w:r>
+        <w:t xml:space="preserve">ZAYTSEV: Тогда квартира рискует, но не из-за ООО, а из-за кредита. Это разные вещи, запомните.</w:t>
+      </w:r>
+    </w:p>
+    <w:p>
+      <w:pPr>
+        <w:pStyle w:val="BodyText"/>
+      </w:pPr>
+      <w:r>
+        <w:t xml:space="preserve">ALEKSEY: А если я не буду её закладывать?</w:t>
+      </w:r>
+    </w:p>
+    <w:p>
+      <w:pPr>
+        <w:pStyle w:val="BodyText"/>
+      </w:pPr>
+      <w:r>
+        <w:t xml:space="preserve">ZAYTSEV: Тогда не хватит денег. Но это вопрос к Ирине Сергеевне, а не ко мне.</w:t>
+      </w:r>
+    </w:p>
+    <w:p>
+      <w:pPr>
+        <w:pStyle w:val="BodyText"/>
+      </w:pPr>
+      <w:r>
+        <w:t xml:space="preserve">ALEKSEY: Запомнил. А что нужно для устава?</w:t>
+      </w:r>
+    </w:p>
+    <w:p>
+      <w:pPr>
+        <w:pStyle w:val="BodyText"/>
+      </w:pPr>
+      <w:r>
+        <w:t xml:space="preserve">ZAYTSEV: Название, адрес, уставный капитал, доли и генеральный директор. И ещё правила, по которым вы будете принимать решения.</w:t>
+      </w:r>
+    </w:p>
+    <w:p>
+      <w:pPr>
+        <w:pStyle w:val="BodyText"/>
+      </w:pPr>
+      <w:r>
+        <w:t xml:space="preserve">ALEKSEY: Название — «Мост Медикал», а генеральный директор — я.</w:t>
+      </w:r>
+    </w:p>
+    <w:p>
+      <w:pPr>
+        <w:pStyle w:val="BodyText"/>
+      </w:pPr>
+      <w:r>
+        <w:t xml:space="preserve">ZAYTSEV: Хорошо. А какой будет уставный капитал?</w:t>
+      </w:r>
+    </w:p>
+    <w:p>
+      <w:pPr>
+        <w:pStyle w:val="BodyText"/>
+      </w:pPr>
+      <w:r>
+        <w:t xml:space="preserve">IRINA: Девяносто тысяч рублей, а не девять миллионов.</w:t>
+      </w:r>
+    </w:p>
+    <w:p>
+      <w:pPr>
+        <w:pStyle w:val="BodyText"/>
+      </w:pPr>
+      <w:r>
+        <w:t xml:space="preserve">ALEKSEY: Почему девяносто тысяч, если у нас девять миллионов?</w:t>
+      </w:r>
+    </w:p>
+    <w:p>
+      <w:pPr>
+        <w:pStyle w:val="BodyText"/>
+      </w:pPr>
+      <w:r>
+        <w:t xml:space="preserve">IRINA: Девять миллионов мы дадим компании займом, а не в капитал. Заём можно вернуть, а капитал нельзя. Так делают все, кто считает не только начало, но и конец. И я советую считать конец уже сегодня, пока у нас хорошее настроение.</w:t>
+      </w:r>
+    </w:p>
+    <w:p>
+      <w:pPr>
+        <w:pStyle w:val="BodyText"/>
+      </w:pPr>
+      <w:r>
+        <w:t xml:space="preserve">ZAYTSEV: Ирина Сергеевна права. Если всё пойдёт плохо, займы учредителей возвращаются раньше, чем делятся доли, и вы получите назад хотя бы часть. Это называется приоритет займов, и аудиторы его очень любят.</w:t>
       </w:r>
     </w:p>
     <w:p>
@@ -647,119 +647,119 @@
         <w:pStyle w:val="BodyText"/>
       </w:pPr>
       <w:r>
-        <w:t xml:space="preserve">IRINA: Три — ваши накопления. Четыре — кредит под квартиру. Мои полтора. Ольги Петровны — полмиллиона. Всё займами.</w:t>
-      </w:r>
-    </w:p>
-    <w:p>
-      <w:pPr>
-        <w:pStyle w:val="BodyText"/>
-      </w:pPr>
-      <w:r>
-        <w:t xml:space="preserve">OLGA: Мои полмиллиона — это отпуск сына на море. Три года. Пусть возвращаются.</w:t>
-      </w:r>
-    </w:p>
-    <w:p>
-      <w:pPr>
-        <w:pStyle w:val="BodyText"/>
-      </w:pPr>
-      <w:r>
-        <w:t xml:space="preserve">ZAYTSEV: Вернутся первыми, если будет что возвращать. Теперь доли.</w:t>
-      </w:r>
-    </w:p>
-    <w:p>
-      <w:pPr>
-        <w:pStyle w:val="BodyText"/>
-      </w:pPr>
-      <w:r>
-        <w:t xml:space="preserve">ALEKSEY: Я предлагаю: мне пятьдесят пять процентов, Ирине Сергеевне двадцать пять, Ольге Петровне двадцать.</w:t>
-      </w:r>
-    </w:p>
-    <w:p>
-      <w:pPr>
-        <w:pStyle w:val="BodyText"/>
-      </w:pPr>
-      <w:r>
-        <w:t xml:space="preserve">OLGA: Двадцать. Интересно. Почему мне меньше?</w:t>
-      </w:r>
-    </w:p>
-    <w:p>
-      <w:pPr>
-        <w:pStyle w:val="BodyText"/>
-      </w:pPr>
-      <w:r>
-        <w:t xml:space="preserve">ALEKSEY: Вы вкладываете меньше денег. И работаете полставки первый год.</w:t>
-      </w:r>
-    </w:p>
-    <w:p>
-      <w:pPr>
-        <w:pStyle w:val="BodyText"/>
-      </w:pPr>
-      <w:r>
-        <w:t xml:space="preserve">OLGA: Полставки, но без меня нет регистрации. Без регистрации ваши пятьдесят пять процентов стоят ноль. Ноль процентов от ноля. Математика простая, Алексей Николаевич. Я считаю месяцы, но проценты тоже умею.</w:t>
-      </w:r>
-    </w:p>
-    <w:p>
-      <w:pPr>
-        <w:pStyle w:val="BodyText"/>
-      </w:pPr>
-      <w:r>
-        <w:t xml:space="preserve">IRINA: Она права. Деньги мы вернём займами. Доли — это не деньги. Доли — это кто без кого не может. А без Ольги Петровны не можем все мы.</w:t>
-      </w:r>
-    </w:p>
-    <w:p>
-      <w:pPr>
-        <w:pStyle w:val="BodyText"/>
-      </w:pPr>
-      <w:r>
-        <w:t xml:space="preserve">ALEKSEY: Хорошо. Тогда как?</w:t>
-      </w:r>
-    </w:p>
-    <w:p>
-      <w:pPr>
-        <w:pStyle w:val="BodyText"/>
-      </w:pPr>
-      <w:r>
-        <w:t xml:space="preserve">IRINA: Пятьдесят, двадцать пять, двадцать пять. Вы директор и главный риск. Мы — две половины второй половины.</w:t>
-      </w:r>
-    </w:p>
-    <w:p>
-      <w:pPr>
-        <w:pStyle w:val="BodyText"/>
-      </w:pPr>
-      <w:r>
-        <w:t xml:space="preserve">ZAYTSEV: Пятьдесят процентов — это не контроль. При пятидесяти вы не можете решить один. Вам это подходит?</w:t>
-      </w:r>
-    </w:p>
-    <w:p>
-      <w:pPr>
-        <w:pStyle w:val="BodyText"/>
-      </w:pPr>
-      <w:r>
-        <w:t xml:space="preserve">ALEKSEY: Подходит. Я и не хочу решать один. Я тороплюсь, это моя главная слабость. Мне нужны люди, которые скажут «стоп», даже когда я буду кричать «вперёд».</w:t>
-      </w:r>
-    </w:p>
-    <w:p>
-      <w:pPr>
-        <w:pStyle w:val="BodyText"/>
-      </w:pPr>
-      <w:r>
-        <w:t xml:space="preserve">OLGA: Это первая умная вещь за утро. Записывайте, Артём.</w:t>
-      </w:r>
-    </w:p>
-    <w:p>
-      <w:pPr>
-        <w:pStyle w:val="BodyText"/>
-      </w:pPr>
-      <w:r>
-        <w:t xml:space="preserve">IRINA: И сразу корпоративный договор. Там наши правила, которых нет в уставе.</w:t>
-      </w:r>
-    </w:p>
-    <w:p>
-      <w:pPr>
-        <w:pStyle w:val="BodyText"/>
-      </w:pPr>
-      <w:r>
-        <w:t xml:space="preserve">ZAYTSEV: Ирина Сергеевна прислала мне список. Восемь пунктов. Я такого ещё не видел.</w:t>
+        <w:t xml:space="preserve">IRINA: Да. Три — ваши накопления, четыре — кредит под квартиру. Мои полтора и полмиллиона Ольги Петровны. Всё займами.</w:t>
+      </w:r>
+    </w:p>
+    <w:p>
+      <w:pPr>
+        <w:pStyle w:val="BodyText"/>
+      </w:pPr>
+      <w:r>
+        <w:t xml:space="preserve">OLGA: Мои полмиллиона — это отпуск сына на море за три года, так что пусть возвращаются.</w:t>
+      </w:r>
+    </w:p>
+    <w:p>
+      <w:pPr>
+        <w:pStyle w:val="BodyText"/>
+      </w:pPr>
+      <w:r>
+        <w:t xml:space="preserve">ZAYTSEV: Они вернутся первыми, если будет что возвращать. А теперь доли.</w:t>
+      </w:r>
+    </w:p>
+    <w:p>
+      <w:pPr>
+        <w:pStyle w:val="BodyText"/>
+      </w:pPr>
+      <w:r>
+        <w:t xml:space="preserve">ALEKSEY: Я предлагаю так: мне пятьдесят пять процентов, Ирине Сергеевне двадцать пять, Ольге Петровне двадцать.</w:t>
+      </w:r>
+    </w:p>
+    <w:p>
+      <w:pPr>
+        <w:pStyle w:val="BodyText"/>
+      </w:pPr>
+      <w:r>
+        <w:t xml:space="preserve">OLGA: Двадцать? Интересно. А почему мне меньше, чем остальным?</w:t>
+      </w:r>
+    </w:p>
+    <w:p>
+      <w:pPr>
+        <w:pStyle w:val="BodyText"/>
+      </w:pPr>
+      <w:r>
+        <w:t xml:space="preserve">ALEKSEY: Потому что вы вкладываете меньше денег и первый год работаете на полставки.</w:t>
+      </w:r>
+    </w:p>
+    <w:p>
+      <w:pPr>
+        <w:pStyle w:val="BodyText"/>
+      </w:pPr>
+      <w:r>
+        <w:t xml:space="preserve">OLGA: Полставки, но без меня нет регистрации. Без регистрации ваши пятьдесят пять процентов стоят ноль. Ноль процентов от ноля. Математика простая, Алексей Николаевич. Я считаю месяцы, но проценты тоже умею, и неплохо.</w:t>
+      </w:r>
+    </w:p>
+    <w:p>
+      <w:pPr>
+        <w:pStyle w:val="BodyText"/>
+      </w:pPr>
+      <w:r>
+        <w:t xml:space="preserve">IRINA: Она права. Деньги мы вернём займами, а доли — это не деньги. Доли — это кто без кого не может. А без Ольги Петровны не можем все мы, и это нужно честно признать.</w:t>
+      </w:r>
+    </w:p>
+    <w:p>
+      <w:pPr>
+        <w:pStyle w:val="BodyText"/>
+      </w:pPr>
+      <w:r>
+        <w:t xml:space="preserve">ALEKSEY: Хорошо, я понял. Тогда как мы поделим доли?</w:t>
+      </w:r>
+    </w:p>
+    <w:p>
+      <w:pPr>
+        <w:pStyle w:val="BodyText"/>
+      </w:pPr>
+      <w:r>
+        <w:t xml:space="preserve">IRINA: Пятьдесят, двадцать пять и двадцать пять. Вы директор и главный риск, а мы — две половины второй половины.</w:t>
+      </w:r>
+    </w:p>
+    <w:p>
+      <w:pPr>
+        <w:pStyle w:val="BodyText"/>
+      </w:pPr>
+      <w:r>
+        <w:t xml:space="preserve">ZAYTSEV: Пятьдесят процентов — это не контроль, при пятидесяти вы не сможете решить один. Вам это подходит?</w:t>
+      </w:r>
+    </w:p>
+    <w:p>
+      <w:pPr>
+        <w:pStyle w:val="BodyText"/>
+      </w:pPr>
+      <w:r>
+        <w:t xml:space="preserve">ALEKSEY: Подходит. Я и не хочу решать один. Я тороплюсь, это моя главная слабость. Мне нужны люди, которые скажут «стоп», даже когда я буду кричать «вперёд». Поэтому пятьдесят процентов — это как раз то, что мне нужно.</w:t>
+      </w:r>
+    </w:p>
+    <w:p>
+      <w:pPr>
+        <w:pStyle w:val="BodyText"/>
+      </w:pPr>
+      <w:r>
+        <w:t xml:space="preserve">OLGA: Это первая умная вещь за всё утро. Записывайте, Артём.</w:t>
+      </w:r>
+    </w:p>
+    <w:p>
+      <w:pPr>
+        <w:pStyle w:val="BodyText"/>
+      </w:pPr>
+      <w:r>
+        <w:t xml:space="preserve">IRINA: И сразу корпоративный договор, потому что там наши правила, которых нет в уставе.</w:t>
+      </w:r>
+    </w:p>
+    <w:p>
+      <w:pPr>
+        <w:pStyle w:val="BodyText"/>
+      </w:pPr>
+      <w:r>
+        <w:t xml:space="preserve">ZAYTSEV: Ирина Сергеевна прислала мне список из восьми пунктов. Я такого ещё ни разу не видел.</w:t>
       </w:r>
     </w:p>
     <w:bookmarkEnd w:id="22"/>
@@ -777,31 +777,31 @@
         <w:pStyle w:val="FirstParagraph"/>
       </w:pPr>
       <w:r>
-        <w:t xml:space="preserve">IRINA: Читайте вслух. Пусть все слышат, что подписывают.</w:t>
-      </w:r>
-    </w:p>
-    <w:p>
-      <w:pPr>
-        <w:pStyle w:val="BodyText"/>
-      </w:pPr>
-      <w:r>
-        <w:t xml:space="preserve">ZAYTSEV: Пункт первый. Никаких расчётов наличными. Нарушение — основание для выхода партнёра с выкупом доли.</w:t>
-      </w:r>
-    </w:p>
-    <w:p>
-      <w:pPr>
-        <w:pStyle w:val="BodyText"/>
-      </w:pPr>
-      <w:r>
-        <w:t xml:space="preserve">ALEKSEY: Строго.</w:t>
-      </w:r>
-    </w:p>
-    <w:p>
-      <w:pPr>
-        <w:pStyle w:val="BodyText"/>
-      </w:pPr>
-      <w:r>
-        <w:t xml:space="preserve">IRINA: Строго. Это моё условие с первого дня.</w:t>
+        <w:t xml:space="preserve">IRINA: Читайте вслух, пожалуйста, чтобы все слышали, что подписывают.</w:t>
+      </w:r>
+    </w:p>
+    <w:p>
+      <w:pPr>
+        <w:pStyle w:val="BodyText"/>
+      </w:pPr>
+      <w:r>
+        <w:t xml:space="preserve">ZAYTSEV: Пункт первый: никаких расчётов наличными. Нарушение — основание для выхода партнёра с выкупом доли.</w:t>
+      </w:r>
+    </w:p>
+    <w:p>
+      <w:pPr>
+        <w:pStyle w:val="BodyText"/>
+      </w:pPr>
+      <w:r>
+        <w:t xml:space="preserve">ALEKSEY: Строго, даже очень строго. Но я понимаю, почему это нужно.</w:t>
+      </w:r>
+    </w:p>
+    <w:p>
+      <w:pPr>
+        <w:pStyle w:val="BodyText"/>
+      </w:pPr>
+      <w:r>
+        <w:t xml:space="preserve">IRINA: Строго, но это моё условие с первого дня.</w:t>
       </w:r>
     </w:p>
     <w:p>
@@ -817,15 +817,15 @@
         <w:pStyle w:val="BodyText"/>
       </w:pPr>
       <w:r>
-        <w:t xml:space="preserve">OLGA: Это моё. Даже маме. Запишите «даже маме».</w:t>
-      </w:r>
-    </w:p>
-    <w:p>
-      <w:pPr>
-        <w:pStyle w:val="BodyText"/>
-      </w:pPr>
-      <w:r>
-        <w:t xml:space="preserve">ZAYTSEV: В договор нельзя записать «даже маме», Ольга Петровна.</w:t>
+        <w:t xml:space="preserve">OLGA: Это моё. Даже маме. Так и запишите: «даже маме».</w:t>
+      </w:r>
+    </w:p>
+    <w:p>
+      <w:pPr>
+        <w:pStyle w:val="BodyText"/>
+      </w:pPr>
+      <w:r>
+        <w:t xml:space="preserve">ZAYTSEV: Но в договор нельзя записать «даже маме», Ольга Петровна.</w:t>
       </w:r>
     </w:p>
     <w:p>
@@ -841,7 +841,7 @@
         <w:pStyle w:val="BodyText"/>
       </w:pPr>
       <w:r>
-        <w:t xml:space="preserve">ZAYTSEV: Пункт четвёртый: путь и сроки регистрации решает Миронова. Отменить нельзя.</w:t>
+        <w:t xml:space="preserve">ZAYTSEV: Пункт четвёртый: путь и сроки регистрации решает Миронова, и отменить это нельзя.</w:t>
       </w:r>
     </w:p>
     <w:p>
@@ -857,47 +857,47 @@
         <w:pStyle w:val="BodyText"/>
       </w:pPr>
       <w:r>
-        <w:t xml:space="preserve">OLGA: Можете. Можете ждать. Это и есть «ничего не можем», только вежливо.</w:t>
-      </w:r>
-    </w:p>
-    <w:p>
-      <w:pPr>
-        <w:pStyle w:val="BodyText"/>
-      </w:pPr>
-      <w:r>
-        <w:t xml:space="preserve">ZAYTSEV: Пункт пятый. Все платежи — вторая подпись Беловой И. С. Без неё банк не проведёт платёж.</w:t>
-      </w:r>
-    </w:p>
-    <w:p>
-      <w:pPr>
-        <w:pStyle w:val="BodyText"/>
-      </w:pPr>
-      <w:r>
-        <w:t xml:space="preserve">IRINA: Это не недоверие. Это система. Две подписи защищают от ошибки, а не от человека.</w:t>
-      </w:r>
-    </w:p>
-    <w:p>
-      <w:pPr>
-        <w:pStyle w:val="BodyText"/>
-      </w:pPr>
-      <w:r>
-        <w:t xml:space="preserve">ALEKSEY: Я согласен. Я сам просил людей, которые скажут «стоп».</w:t>
-      </w:r>
-    </w:p>
-    <w:p>
-      <w:pPr>
-        <w:pStyle w:val="BodyText"/>
-      </w:pPr>
-      <w:r>
-        <w:t xml:space="preserve">ZAYTSEV: Пункт шестой. Если Миронова О. П. через двенадцать месяцев возвращается в найм, её доля сохраняется. Пункт седьмой. Если любой участник уходит раньше двух лет, его доля выкупается по номиналу.</w:t>
-      </w:r>
-    </w:p>
-    <w:p>
-      <w:pPr>
-        <w:pStyle w:val="BodyText"/>
-      </w:pPr>
-      <w:r>
-        <w:t xml:space="preserve">ALEKSEY: По номиналу — это сколько?</w:t>
+        <w:t xml:space="preserve">OLGA: Можете. Вы можете ждать. Это и есть «ничего не можем», только сказано вежливо.</w:t>
+      </w:r>
+    </w:p>
+    <w:p>
+      <w:pPr>
+        <w:pStyle w:val="BodyText"/>
+      </w:pPr>
+      <w:r>
+        <w:t xml:space="preserve">ZAYTSEV: Пункт пятый: на всех платежах — вторая подпись Беловой И. С. Без неё банк не проведёт платёж.</w:t>
+      </w:r>
+    </w:p>
+    <w:p>
+      <w:pPr>
+        <w:pStyle w:val="BodyText"/>
+      </w:pPr>
+      <w:r>
+        <w:t xml:space="preserve">IRINA: Это не недоверие, а система. Две подписи защищают от ошибки, а не от человека.</w:t>
+      </w:r>
+    </w:p>
+    <w:p>
+      <w:pPr>
+        <w:pStyle w:val="BodyText"/>
+      </w:pPr>
+      <w:r>
+        <w:t xml:space="preserve">ALEKSEY: Я согласен, ведь я сам просил людей, которые скажут «стоп».</w:t>
+      </w:r>
+    </w:p>
+    <w:p>
+      <w:pPr>
+        <w:pStyle w:val="BodyText"/>
+      </w:pPr>
+      <w:r>
+        <w:t xml:space="preserve">ZAYTSEV: Пункт шестой: если Миронова О. П. через двенадцать месяцев возвращается в найм, её доля сохраняется. Пункт седьмой: если любой участник уходит раньше двух лет, его доля выкупается по номиналу, без всяких исключений.</w:t>
+      </w:r>
+    </w:p>
+    <w:p>
+      <w:pPr>
+        <w:pStyle w:val="BodyText"/>
+      </w:pPr>
+      <w:r>
+        <w:t xml:space="preserve">ALEKSEY: А по номиналу — это сколько в деньгах?</w:t>
       </w:r>
     </w:p>
     <w:p>
@@ -913,103 +913,103 @@
         <w:pStyle w:val="BodyText"/>
       </w:pPr>
       <w:r>
-        <w:t xml:space="preserve">IRINA: Это чтобы мы держались друг за друга первые два года. Потом будет видно.</w:t>
-      </w:r>
-    </w:p>
-    <w:p>
-      <w:pPr>
-        <w:pStyle w:val="BodyText"/>
-      </w:pPr>
-      <w:r>
-        <w:t xml:space="preserve">ZAYTSEV: Пункт восьмой. Я его не понял. «Над дверью офиса висит картонка. Её не снимает никто».</w:t>
-      </w:r>
-    </w:p>
-    <w:p>
-      <w:pPr>
-        <w:pStyle w:val="BodyText"/>
-      </w:pPr>
-      <w:r>
-        <w:t xml:space="preserve">OLGA: Это его бабушка. Не спорьте.</w:t>
-      </w:r>
-    </w:p>
-    <w:p>
-      <w:pPr>
-        <w:pStyle w:val="BodyText"/>
-      </w:pPr>
-      <w:r>
-        <w:t xml:space="preserve">ALEKSEY: Ирина Сергеевна, вы записали картонку в корпоративный договор?</w:t>
-      </w:r>
-    </w:p>
-    <w:p>
-      <w:pPr>
-        <w:pStyle w:val="BodyText"/>
-      </w:pPr>
-      <w:r>
-        <w:t xml:space="preserve">IRINA: Записала. Если она важна, она должна быть на бумаге. Вы сами говорили: «Не навреди». Бумага — лучшая память. Ваша бабушка записывала пациентов сорок лет. Я записываю её картонку.</w:t>
-      </w:r>
-    </w:p>
-    <w:p>
-      <w:pPr>
-        <w:pStyle w:val="BodyText"/>
-      </w:pPr>
-      <w:r>
-        <w:t xml:space="preserve">ZAYTSEV: Юридически этот пункт ничего не значит.</w:t>
-      </w:r>
-    </w:p>
-    <w:p>
-      <w:pPr>
-        <w:pStyle w:val="BodyText"/>
-      </w:pPr>
-      <w:r>
-        <w:t xml:space="preserve">IRINA: Юридически — ничего. Для нас — всё. Оставьте, пожалуйста.</w:t>
-      </w:r>
-    </w:p>
-    <w:p>
-      <w:pPr>
-        <w:pStyle w:val="BodyText"/>
-      </w:pPr>
-      <w:r>
-        <w:t xml:space="preserve">ZAYTSEV: Оставлю. Первый раз пишу бабушку в корпоративный договор. Мне даже нравится.</w:t>
-      </w:r>
-    </w:p>
-    <w:p>
-      <w:pPr>
-        <w:pStyle w:val="BodyText"/>
-      </w:pPr>
-      <w:r>
-        <w:t xml:space="preserve">OLGA: Не привыкайте. В регистрационном досье бабушек не бывает.</w:t>
-      </w:r>
-    </w:p>
-    <w:p>
-      <w:pPr>
-        <w:pStyle w:val="BodyText"/>
-      </w:pPr>
-      <w:r>
-        <w:t xml:space="preserve">ZAYTSEV: Остался адрес. Без юридического адреса налоговая не зарегистрирует компанию. Офис есть?</w:t>
-      </w:r>
-    </w:p>
-    <w:p>
-      <w:pPr>
-        <w:pStyle w:val="BodyText"/>
-      </w:pPr>
-      <w:r>
-        <w:t xml:space="preserve">ALEKSEY: Пока нет. Сегодня смотрим. У Ольги Петровны одно условие — балкон.</w:t>
-      </w:r>
-    </w:p>
-    <w:p>
-      <w:pPr>
-        <w:pStyle w:val="BodyText"/>
-      </w:pPr>
-      <w:r>
-        <w:t xml:space="preserve">ZAYTSEV: Балкон — не юридическое условие.</w:t>
-      </w:r>
-    </w:p>
-    <w:p>
-      <w:pPr>
-        <w:pStyle w:val="BodyText"/>
-      </w:pPr>
-      <w:r>
-        <w:t xml:space="preserve">OLGA: Для меня — юридическое. Без балкона я не подписываю.</w:t>
+        <w:t xml:space="preserve">IRINA: Это чтобы мы держались друг за друга первые два года, а потом будет видно.</w:t>
+      </w:r>
+    </w:p>
+    <w:p>
+      <w:pPr>
+        <w:pStyle w:val="BodyText"/>
+      </w:pPr>
+      <w:r>
+        <w:t xml:space="preserve">ZAYTSEV: Пункт восьмой, и его я не понял: «Над дверью офиса висит картонка. Её не снимает никто».</w:t>
+      </w:r>
+    </w:p>
+    <w:p>
+      <w:pPr>
+        <w:pStyle w:val="BodyText"/>
+      </w:pPr>
+      <w:r>
+        <w:t xml:space="preserve">OLGA: Это его бабушка. Не спорьте, это бесполезно.</w:t>
+      </w:r>
+    </w:p>
+    <w:p>
+      <w:pPr>
+        <w:pStyle w:val="BodyText"/>
+      </w:pPr>
+      <w:r>
+        <w:t xml:space="preserve">ALEKSEY: Ирина Сергеевна, вы что, записали картонку в корпоративный договор?</w:t>
+      </w:r>
+    </w:p>
+    <w:p>
+      <w:pPr>
+        <w:pStyle w:val="BodyText"/>
+      </w:pPr>
+      <w:r>
+        <w:t xml:space="preserve">IRINA: Записала. Если она важна, она должна быть на бумаге. Вы сами говорили: «Не навреди». Бумага — лучшая память. Ваша бабушка записывала пациентов сорок лет, а я записываю её картонку, чтобы её никто не забыл.</w:t>
+      </w:r>
+    </w:p>
+    <w:p>
+      <w:pPr>
+        <w:pStyle w:val="BodyText"/>
+      </w:pPr>
+      <w:r>
+        <w:t xml:space="preserve">ZAYTSEV: Но юридически этот пункт ничего не значит, и ни один суд его не применит.</w:t>
+      </w:r>
+    </w:p>
+    <w:p>
+      <w:pPr>
+        <w:pStyle w:val="BodyText"/>
+      </w:pPr>
+      <w:r>
+        <w:t xml:space="preserve">IRINA: Юридически — ничего, а для нас — всё. Оставьте его, пожалуйста.</w:t>
+      </w:r>
+    </w:p>
+    <w:p>
+      <w:pPr>
+        <w:pStyle w:val="BodyText"/>
+      </w:pPr>
+      <w:r>
+        <w:t xml:space="preserve">ZAYTSEV: Оставлю. Первый раз пишу бабушку в корпоративный договор, и мне это даже нравится.</w:t>
+      </w:r>
+    </w:p>
+    <w:p>
+      <w:pPr>
+        <w:pStyle w:val="BodyText"/>
+      </w:pPr>
+      <w:r>
+        <w:t xml:space="preserve">OLGA: Не привыкайте, потому что в регистрационном досье бабушек не бывает.</w:t>
+      </w:r>
+    </w:p>
+    <w:p>
+      <w:pPr>
+        <w:pStyle w:val="BodyText"/>
+      </w:pPr>
+      <w:r>
+        <w:t xml:space="preserve">ZAYTSEV: Остался юридический адрес, без него налоговая не зарегистрирует компанию. Офис у вас есть?</w:t>
+      </w:r>
+    </w:p>
+    <w:p>
+      <w:pPr>
+        <w:pStyle w:val="BodyText"/>
+      </w:pPr>
+      <w:r>
+        <w:t xml:space="preserve">ALEKSEY: Пока нет, сегодня будем смотреть. У Ольги Петровны одно условие — балкон.</w:t>
+      </w:r>
+    </w:p>
+    <w:p>
+      <w:pPr>
+        <w:pStyle w:val="BodyText"/>
+      </w:pPr>
+      <w:r>
+        <w:t xml:space="preserve">ZAYTSEV: Но балкон — это не юридическое условие.</w:t>
+      </w:r>
+    </w:p>
+    <w:p>
+      <w:pPr>
+        <w:pStyle w:val="BodyText"/>
+      </w:pPr>
+      <w:r>
+        <w:t xml:space="preserve">OLGA: Для меня — юридическое. Без балкона я ничего не подписываю.</w:t>
       </w:r>
     </w:p>
     <w:bookmarkEnd w:id="23"/>
@@ -1027,103 +1027,103 @@
         <w:pStyle w:val="FirstParagraph"/>
       </w:pPr>
       <w:r>
-        <w:t xml:space="preserve">ARENDODATEL: Вот. Тридцать восемь метров. Две комнаты. Третий этаж. Дом тысяча девятьсот десятого года.</w:t>
-      </w:r>
-    </w:p>
-    <w:p>
-      <w:pPr>
-        <w:pStyle w:val="BodyText"/>
-      </w:pPr>
-      <w:r>
-        <w:t xml:space="preserve">OLGA: Балкон. Настоящий. С видом на рельсы. Беру.</w:t>
-      </w:r>
-    </w:p>
-    <w:p>
-      <w:pPr>
-        <w:pStyle w:val="BodyText"/>
-      </w:pPr>
-      <w:r>
-        <w:t xml:space="preserve">IRINA: Подождите. Сколько аренда?</w:t>
-      </w:r>
-    </w:p>
-    <w:p>
-      <w:pPr>
-        <w:pStyle w:val="BodyText"/>
-      </w:pPr>
-      <w:r>
-        <w:t xml:space="preserve">ARENDODATEL: Восемьдесят тысяч в месяц. Коммунальные отдельно. Депозит за два месяца.</w:t>
-      </w:r>
-    </w:p>
-    <w:p>
-      <w:pPr>
-        <w:pStyle w:val="BodyText"/>
-      </w:pPr>
-      <w:r>
-        <w:t xml:space="preserve">IRINA: Восемьдесят — дорого. В таблице шестьдесят.</w:t>
-      </w:r>
-    </w:p>
-    <w:p>
-      <w:pPr>
-        <w:pStyle w:val="BodyText"/>
-      </w:pPr>
-      <w:r>
-        <w:t xml:space="preserve">ARENDODATEL: Девушка, это центр. Павелецкая. Шестьдесят — это Бутово.</w:t>
-      </w:r>
-    </w:p>
-    <w:p>
-      <w:pPr>
-        <w:pStyle w:val="BodyText"/>
-      </w:pPr>
-      <w:r>
-        <w:t xml:space="preserve">IRINA: Бутово нам не подходит. Регистратору нужно до экспертов полчаса, а не два часа.</w:t>
-      </w:r>
-    </w:p>
-    <w:p>
-      <w:pPr>
-        <w:pStyle w:val="BodyText"/>
-      </w:pPr>
-      <w:r>
-        <w:t xml:space="preserve">ALEKSEY: Можно я попробую?</w:t>
-      </w:r>
-    </w:p>
-    <w:p>
-      <w:pPr>
-        <w:pStyle w:val="BodyText"/>
-      </w:pPr>
-      <w:r>
-        <w:t xml:space="preserve">IRINA: Попробуйте. Но без обещаний.</w:t>
-      </w:r>
-    </w:p>
-    <w:p>
-      <w:pPr>
-        <w:pStyle w:val="BodyText"/>
-      </w:pPr>
-      <w:r>
-        <w:t xml:space="preserve">ALEKSEY: Мы новая компания. Будем здесь минимум три года. Платим всегда вовремя, только по безналу. И первый месяц сами сделаем ремонт. Через три месяца вы забудете, что мы новые.</w:t>
-      </w:r>
-    </w:p>
-    <w:p>
-      <w:pPr>
-        <w:pStyle w:val="BodyText"/>
-      </w:pPr>
-      <w:r>
-        <w:t xml:space="preserve">ARENDODATEL: По безналу? Все хотят платить наличными. Чтобы мне без налога.</w:t>
-      </w:r>
-    </w:p>
-    <w:p>
-      <w:pPr>
-        <w:pStyle w:val="BodyText"/>
-      </w:pPr>
-      <w:r>
-        <w:t xml:space="preserve">IRINA: Мы не хотим. Вам будет налог, зато договор. И никаких вопросов.</w:t>
-      </w:r>
-    </w:p>
-    <w:p>
-      <w:pPr>
-        <w:pStyle w:val="BodyText"/>
-      </w:pPr>
-      <w:r>
-        <w:t xml:space="preserve">ARENDODATEL: Странные вы. Но договор люблю. В прошлом году арендатор сбежал с наличными за три месяца.</w:t>
+        <w:t xml:space="preserve">ARENDODATEL: Вот, смотрите: тридцать восемь метров, две комнаты, третий этаж. Дом тысяча девятьсот десятого года.</w:t>
+      </w:r>
+    </w:p>
+    <w:p>
+      <w:pPr>
+        <w:pStyle w:val="BodyText"/>
+      </w:pPr>
+      <w:r>
+        <w:t xml:space="preserve">OLGA: Балкон, причём настоящий, с видом на рельсы. Беру, даже не спорьте со мной.</w:t>
+      </w:r>
+    </w:p>
+    <w:p>
+      <w:pPr>
+        <w:pStyle w:val="BodyText"/>
+      </w:pPr>
+      <w:r>
+        <w:t xml:space="preserve">IRINA: Подождите, не так быстро. Сколько стоит аренда?</w:t>
+      </w:r>
+    </w:p>
+    <w:p>
+      <w:pPr>
+        <w:pStyle w:val="BodyText"/>
+      </w:pPr>
+      <w:r>
+        <w:t xml:space="preserve">ARENDODATEL: Восемьдесят тысяч в месяц, коммунальные отдельно, и депозит за два месяца.</w:t>
+      </w:r>
+    </w:p>
+    <w:p>
+      <w:pPr>
+        <w:pStyle w:val="BodyText"/>
+      </w:pPr>
+      <w:r>
+        <w:t xml:space="preserve">IRINA: Восемьдесят — это дорого, потому что в таблице у нас шестьдесят.</w:t>
+      </w:r>
+    </w:p>
+    <w:p>
+      <w:pPr>
+        <w:pStyle w:val="BodyText"/>
+      </w:pPr>
+      <w:r>
+        <w:t xml:space="preserve">ARENDODATEL: Девушка, это центр, Павелецкая. Шестьдесят — это уже Бутово.</w:t>
+      </w:r>
+    </w:p>
+    <w:p>
+      <w:pPr>
+        <w:pStyle w:val="BodyText"/>
+      </w:pPr>
+      <w:r>
+        <w:t xml:space="preserve">IRINA: Бутово нам не подходит. Регистратору нужно добираться до экспертов за полчаса, а не за два часа.</w:t>
+      </w:r>
+    </w:p>
+    <w:p>
+      <w:pPr>
+        <w:pStyle w:val="BodyText"/>
+      </w:pPr>
+      <w:r>
+        <w:t xml:space="preserve">ALEKSEY: Можно я попробую поговорить? Десять лет продаж всё-таки чему-то учат.</w:t>
+      </w:r>
+    </w:p>
+    <w:p>
+      <w:pPr>
+        <w:pStyle w:val="BodyText"/>
+      </w:pPr>
+      <w:r>
+        <w:t xml:space="preserve">IRINA: Попробуйте, но только без обещаний.</w:t>
+      </w:r>
+    </w:p>
+    <w:p>
+      <w:pPr>
+        <w:pStyle w:val="BodyText"/>
+      </w:pPr>
+      <w:r>
+        <w:t xml:space="preserve">ALEKSEY: Мы новая компания, но будем здесь минимум три года. Платим всегда вовремя и только по безналу. И первый месяц мы сами сделаем ремонт. Через три месяца вы забудете, что мы новые, и будете рекомендовать нас другим владельцам.</w:t>
+      </w:r>
+    </w:p>
+    <w:p>
+      <w:pPr>
+        <w:pStyle w:val="BodyText"/>
+      </w:pPr>
+      <w:r>
+        <w:t xml:space="preserve">ARENDODATEL: По безналу? Все хотят платить наличными, чтобы мне было без налога.</w:t>
+      </w:r>
+    </w:p>
+    <w:p>
+      <w:pPr>
+        <w:pStyle w:val="BodyText"/>
+      </w:pPr>
+      <w:r>
+        <w:t xml:space="preserve">IRINA: А мы не хотим. Вам будет налог, зато будет договор и никаких вопросов.</w:t>
+      </w:r>
+    </w:p>
+    <w:p>
+      <w:pPr>
+        <w:pStyle w:val="BodyText"/>
+      </w:pPr>
+      <w:r>
+        <w:t xml:space="preserve">ARENDODATEL: Странные вы, но договор я люблю. В прошлом году арендатор сбежал с наличными за три месяца.</w:t>
       </w:r>
     </w:p>
     <w:p>
@@ -1139,87 +1139,87 @@
         <w:pStyle w:val="BodyText"/>
       </w:pPr>
       <w:r>
-        <w:t xml:space="preserve">ARENDODATEL: Какая бабушка?</w:t>
-      </w:r>
-    </w:p>
-    <w:p>
-      <w:pPr>
-        <w:pStyle w:val="BodyText"/>
-      </w:pPr>
-      <w:r>
-        <w:t xml:space="preserve">OLGA: Не спрашивайте. Это долго. Семьдесят тысяч — и мы подписываем сегодня.</w:t>
-      </w:r>
-    </w:p>
-    <w:p>
-      <w:pPr>
-        <w:pStyle w:val="BodyText"/>
-      </w:pPr>
-      <w:r>
-        <w:t xml:space="preserve">ARENDODATEL: Семьдесят пять. И ремонт ваш.</w:t>
-      </w:r>
-    </w:p>
-    <w:p>
-      <w:pPr>
-        <w:pStyle w:val="BodyText"/>
-      </w:pPr>
-      <w:r>
-        <w:t xml:space="preserve">IRINA: Семьдесят пять, ремонт наш, договор на три года, цена фиксирована на год. Я напишу.</w:t>
-      </w:r>
-    </w:p>
-    <w:p>
-      <w:pPr>
-        <w:pStyle w:val="BodyText"/>
-      </w:pPr>
-      <w:r>
-        <w:t xml:space="preserve">ARENDODATEL: Девушка, вы откуда? Из налоговой?</w:t>
-      </w:r>
-    </w:p>
-    <w:p>
-      <w:pPr>
-        <w:pStyle w:val="BodyText"/>
-      </w:pPr>
-      <w:r>
-        <w:t xml:space="preserve">IRINA: Из аудита. Бывшая. Это хуже.</w:t>
-      </w:r>
-    </w:p>
-    <w:p>
-      <w:pPr>
-        <w:pStyle w:val="BodyText"/>
-      </w:pPr>
-      <w:r>
-        <w:t xml:space="preserve">ARENDODATEL: Хуже налоговой? Тогда подписываем быстро, пока вы не начали проверку.</w:t>
-      </w:r>
-    </w:p>
-    <w:p>
-      <w:pPr>
-        <w:pStyle w:val="BodyText"/>
-      </w:pPr>
-      <w:r>
-        <w:t xml:space="preserve">OLGA: Алексей Николаевич, смотрите. Над этой дверью есть гвоздь. Старый.</w:t>
-      </w:r>
-    </w:p>
-    <w:p>
-      <w:pPr>
-        <w:pStyle w:val="BodyText"/>
-      </w:pPr>
-      <w:r>
-        <w:t xml:space="preserve">ALEKSEY: Для картонки. Как будто ждал.</w:t>
-      </w:r>
-    </w:p>
-    <w:p>
-      <w:pPr>
-        <w:pStyle w:val="BodyText"/>
-      </w:pPr>
-      <w:r>
-        <w:t xml:space="preserve">OLGA: Гвоздям сто лет. Они всегда ждут. Не делайте из этого знак.</w:t>
-      </w:r>
-    </w:p>
-    <w:p>
-      <w:pPr>
-        <w:pStyle w:val="BodyText"/>
-      </w:pPr>
-      <w:r>
-        <w:t xml:space="preserve">ALEKSEY: Поздно. Я уже сделал.</w:t>
+        <w:t xml:space="preserve">ARENDODATEL: Какая ещё бабушка? При чём тут бабушка?</w:t>
+      </w:r>
+    </w:p>
+    <w:p>
+      <w:pPr>
+        <w:pStyle w:val="BodyText"/>
+      </w:pPr>
+      <w:r>
+        <w:t xml:space="preserve">OLGA: Не спрашивайте, это долго. Семьдесят тысяч — и мы подписываем сегодня.</w:t>
+      </w:r>
+    </w:p>
+    <w:p>
+      <w:pPr>
+        <w:pStyle w:val="BodyText"/>
+      </w:pPr>
+      <w:r>
+        <w:t xml:space="preserve">ARENDODATEL: Семьдесят пять, и ремонт ваш.</w:t>
+      </w:r>
+    </w:p>
+    <w:p>
+      <w:pPr>
+        <w:pStyle w:val="BodyText"/>
+      </w:pPr>
+      <w:r>
+        <w:t xml:space="preserve">IRINA: Семьдесят пять, ремонт наш, договор на три года и цена фиксирована на год. Я сама напишу.</w:t>
+      </w:r>
+    </w:p>
+    <w:p>
+      <w:pPr>
+        <w:pStyle w:val="BodyText"/>
+      </w:pPr>
+      <w:r>
+        <w:t xml:space="preserve">ARENDODATEL: Девушка, а вы откуда? Из налоговой?</w:t>
+      </w:r>
+    </w:p>
+    <w:p>
+      <w:pPr>
+        <w:pStyle w:val="BodyText"/>
+      </w:pPr>
+      <w:r>
+        <w:t xml:space="preserve">IRINA: Из аудита, бывшая. Это даже хуже.</w:t>
+      </w:r>
+    </w:p>
+    <w:p>
+      <w:pPr>
+        <w:pStyle w:val="BodyText"/>
+      </w:pPr>
+      <w:r>
+        <w:t xml:space="preserve">ARENDODATEL: Хуже налоговой? Тогда давайте подписывать быстро, пока вы не начали проверку.</w:t>
+      </w:r>
+    </w:p>
+    <w:p>
+      <w:pPr>
+        <w:pStyle w:val="BodyText"/>
+      </w:pPr>
+      <w:r>
+        <w:t xml:space="preserve">OLGA: Алексей Николаевич, смотрите: над этой дверью есть гвоздь, очень старый.</w:t>
+      </w:r>
+    </w:p>
+    <w:p>
+      <w:pPr>
+        <w:pStyle w:val="BodyText"/>
+      </w:pPr>
+      <w:r>
+        <w:t xml:space="preserve">ALEKSEY: Это для картонки, как будто он нас ждал.</w:t>
+      </w:r>
+    </w:p>
+    <w:p>
+      <w:pPr>
+        <w:pStyle w:val="BodyText"/>
+      </w:pPr>
+      <w:r>
+        <w:t xml:space="preserve">OLGA: Гвоздям сто лет, и они всегда ждут. Не делайте из этого знак.</w:t>
+      </w:r>
+    </w:p>
+    <w:p>
+      <w:pPr>
+        <w:pStyle w:val="BodyText"/>
+      </w:pPr>
+      <w:r>
+        <w:t xml:space="preserve">ALEKSEY: Поздно, я уже сделал. Завтра же привезу картонку и повешу её ровно.</w:t>
       </w:r>
     </w:p>
     <w:bookmarkEnd w:id="24"/>
@@ -1237,119 +1237,119 @@
         <w:pStyle w:val="FirstParagraph"/>
       </w:pPr>
       <w:r>
-        <w:t xml:space="preserve">NOTARY: Подписи здесь, здесь и здесь. Каждый учредитель. Паспорта я проверила.</w:t>
-      </w:r>
-    </w:p>
-    <w:p>
-      <w:pPr>
-        <w:pStyle w:val="BodyText"/>
-      </w:pPr>
-      <w:r>
-        <w:t xml:space="preserve">ALEKSEY: Подписал.</w:t>
-      </w:r>
-    </w:p>
-    <w:p>
-      <w:pPr>
-        <w:pStyle w:val="BodyText"/>
-      </w:pPr>
-      <w:r>
-        <w:t xml:space="preserve">IRINA: Подписала. Алексей, поздравляю. С первым договором.</w:t>
-      </w:r>
-    </w:p>
-    <w:p>
-      <w:pPr>
-        <w:pStyle w:val="BodyText"/>
-      </w:pPr>
-      <w:r>
-        <w:t xml:space="preserve">ALEKSEY: Вы сказали «Алексей». Без отчества.</w:t>
-      </w:r>
-    </w:p>
-    <w:p>
-      <w:pPr>
-        <w:pStyle w:val="BodyText"/>
-      </w:pPr>
-      <w:r>
-        <w:t xml:space="preserve">IRINA: Я обещала. «Просто Алексей» — после первого договора. Вот он. Порядок.</w:t>
-      </w:r>
-    </w:p>
-    <w:p>
-      <w:pPr>
-        <w:pStyle w:val="BodyText"/>
-      </w:pPr>
-      <w:r>
-        <w:t xml:space="preserve">ALEKSEY: Тогда вы — просто Ирина?</w:t>
-      </w:r>
-    </w:p>
-    <w:p>
-      <w:pPr>
-        <w:pStyle w:val="BodyText"/>
-      </w:pPr>
-      <w:r>
-        <w:t xml:space="preserve">IRINA: Просто Ирина. Но на «вы». Пока.</w:t>
-      </w:r>
-    </w:p>
-    <w:p>
-      <w:pPr>
-        <w:pStyle w:val="BodyText"/>
-      </w:pPr>
-      <w:r>
-        <w:t xml:space="preserve">OLGA: А я останусь Ольгой Петровной. Мне сорок семь. Я заслужила отчество.</w:t>
-      </w:r>
-    </w:p>
-    <w:p>
-      <w:pPr>
-        <w:pStyle w:val="BodyText"/>
-      </w:pPr>
-      <w:r>
-        <w:t xml:space="preserve">ALEKSEY: Конечно, Ольга Петровна.</w:t>
-      </w:r>
-    </w:p>
-    <w:p>
-      <w:pPr>
-        <w:pStyle w:val="BodyText"/>
-      </w:pPr>
-      <w:r>
-        <w:t xml:space="preserve">NOTARY: Документы в налоговую уйдут сегодня. Через пять рабочих дней у вас будет компания.</w:t>
-      </w:r>
-    </w:p>
-    <w:p>
-      <w:pPr>
-        <w:pStyle w:val="BodyText"/>
-      </w:pPr>
-      <w:r>
-        <w:t xml:space="preserve">OLGA: Пять дней. А регистрация филлера — восемнадцать месяцев. Почувствуйте разницу.</w:t>
-      </w:r>
-    </w:p>
-    <w:p>
-      <w:pPr>
-        <w:pStyle w:val="BodyText"/>
-      </w:pPr>
-      <w:r>
-        <w:t xml:space="preserve">IRINA: Алексей, а когда вы скажете отцу? Вы обещали корейскому президенту.</w:t>
-      </w:r>
-    </w:p>
-    <w:p>
-      <w:pPr>
-        <w:pStyle w:val="BodyText"/>
-      </w:pPr>
-      <w:r>
-        <w:t xml:space="preserve">ALEKSEY: В воскресенье. Поеду в Тулу. С уставом в руках.</w:t>
-      </w:r>
-    </w:p>
-    <w:p>
-      <w:pPr>
-        <w:pStyle w:val="BodyText"/>
-      </w:pPr>
-      <w:r>
-        <w:t xml:space="preserve">OLGA: Правильно. С документами отцы спорят меньше. Хотя бы первые пять минут.</w:t>
-      </w:r>
-    </w:p>
-    <w:p>
-      <w:pPr>
-        <w:pStyle w:val="BodyText"/>
-      </w:pPr>
-      <w:r>
-        <w:t xml:space="preserve">ALEKSEY: Бабушка сказала то же самое: «Когда будут документы». Теперь они есть. Устав, договор аренды и корпоративный договор с картонкой. Остался самый трудный документ — разговор с отцом.</w:t>
+        <w:t xml:space="preserve">NOTARY: Подписи здесь, здесь и здесь, от каждого учредителя. Паспорта я уже проверила.</w:t>
+      </w:r>
+    </w:p>
+    <w:p>
+      <w:pPr>
+        <w:pStyle w:val="BodyText"/>
+      </w:pPr>
+      <w:r>
+        <w:t xml:space="preserve">ALEKSEY: Подписал, всё на месте. Рука даже немного дрожит, если честно.</w:t>
+      </w:r>
+    </w:p>
+    <w:p>
+      <w:pPr>
+        <w:pStyle w:val="BodyText"/>
+      </w:pPr>
+      <w:r>
+        <w:t xml:space="preserve">IRINA: Подписала. Алексей, поздравляю вас с первым договором.</w:t>
+      </w:r>
+    </w:p>
+    <w:p>
+      <w:pPr>
+        <w:pStyle w:val="BodyText"/>
+      </w:pPr>
+      <w:r>
+        <w:t xml:space="preserve">ALEKSEY: Вы сказали «Алексей», без отчества. Я правильно услышал?</w:t>
+      </w:r>
+    </w:p>
+    <w:p>
+      <w:pPr>
+        <w:pStyle w:val="BodyText"/>
+      </w:pPr>
+      <w:r>
+        <w:t xml:space="preserve">IRINA: Я же обещала: «просто Алексей» — после первого договора. Вот он. Порядок.</w:t>
+      </w:r>
+    </w:p>
+    <w:p>
+      <w:pPr>
+        <w:pStyle w:val="BodyText"/>
+      </w:pPr>
+      <w:r>
+        <w:t xml:space="preserve">ALEKSEY: Тогда вы теперь просто Ирина? Или для вас нужен ещё один договор?</w:t>
+      </w:r>
+    </w:p>
+    <w:p>
+      <w:pPr>
+        <w:pStyle w:val="BodyText"/>
+      </w:pPr>
+      <w:r>
+        <w:t xml:space="preserve">IRINA: Просто Ирина, но на «вы». Пока, а там посмотрим.</w:t>
+      </w:r>
+    </w:p>
+    <w:p>
+      <w:pPr>
+        <w:pStyle w:val="BodyText"/>
+      </w:pPr>
+      <w:r>
+        <w:t xml:space="preserve">OLGA: А я останусь Ольгой Петровной. Мне сорок семь, и я заслужила отчество.</w:t>
+      </w:r>
+    </w:p>
+    <w:p>
+      <w:pPr>
+        <w:pStyle w:val="BodyText"/>
+      </w:pPr>
+      <w:r>
+        <w:t xml:space="preserve">ALEKSEY: Конечно, Ольга Петровна, как скажете. Мне и самому так привычнее.</w:t>
+      </w:r>
+    </w:p>
+    <w:p>
+      <w:pPr>
+        <w:pStyle w:val="BodyText"/>
+      </w:pPr>
+      <w:r>
+        <w:t xml:space="preserve">NOTARY: Документы уйдут в налоговую сегодня, и через пять рабочих дней у вас будет компания.</w:t>
+      </w:r>
+    </w:p>
+    <w:p>
+      <w:pPr>
+        <w:pStyle w:val="BodyText"/>
+      </w:pPr>
+      <w:r>
+        <w:t xml:space="preserve">OLGA: Пять дней, а регистрация филлера — восемнадцать месяцев. Почувствуйте разницу.</w:t>
+      </w:r>
+    </w:p>
+    <w:p>
+      <w:pPr>
+        <w:pStyle w:val="BodyText"/>
+      </w:pPr>
+      <w:r>
+        <w:t xml:space="preserve">IRINA: Алексей, а когда вы скажете отцу? Вы ведь обещали корейскому президенту.</w:t>
+      </w:r>
+    </w:p>
+    <w:p>
+      <w:pPr>
+        <w:pStyle w:val="BodyText"/>
+      </w:pPr>
+      <w:r>
+        <w:t xml:space="preserve">ALEKSEY: В воскресенье. Поеду в Тулу с уставом в руках.</w:t>
+      </w:r>
+    </w:p>
+    <w:p>
+      <w:pPr>
+        <w:pStyle w:val="BodyText"/>
+      </w:pPr>
+      <w:r>
+        <w:t xml:space="preserve">OLGA: Правильно. С документами отцы спорят меньше, хотя бы первые пять минут.</w:t>
+      </w:r>
+    </w:p>
+    <w:p>
+      <w:pPr>
+        <w:pStyle w:val="BodyText"/>
+      </w:pPr>
+      <w:r>
+        <w:t xml:space="preserve">ALEKSEY: Бабушка сказала то же самое: «Когда будут документы». Теперь они есть: устав, договор аренды и корпоративный договор с картонкой. Остался самый трудный документ — разговор с отцом, и его никакой нотариус не заверит.</w:t>
       </w:r>
     </w:p>
     <w:p>
@@ -2122,7 +2122,7 @@
         <w:t xml:space="preserve">“</w:t>
       </w:r>
       <w:r>
-        <w:t xml:space="preserve">Девять миллионов мы дадим компании займом, а не в капитал. Заём можно вернуть, а капитал нельзя. Так делают все, кто считает не только начало, но и конец.</w:t>
+        <w:t xml:space="preserve">Девять миллионов мы дадим компании займом, а не в капитал. Заём можно вернуть, а капитал нельзя. Так делают все, кто считает не только начало, но и конец. И я советую считать конец уже сегодня, пока у нас хорошее настроение.</w:t>
       </w:r>
       <w:r>
         <w:t xml:space="preserve">”</w:t>
@@ -2333,6 +2333,44 @@
           </w:p>
         </w:tc>
       </w:tr>
+      <w:tr>
+        <w:tc>
+          <w:tcPr/>
+          <w:p>
+            <w:pPr>
+              <w:pStyle w:val="Compact"/>
+              <w:jc w:val="left"/>
+            </w:pPr>
+            <w:r>
+              <w:t xml:space="preserve">⑤ 조언</w:t>
+            </w:r>
+          </w:p>
+        </w:tc>
+        <w:tc>
+          <w:tcPr/>
+          <w:p>
+            <w:pPr>
+              <w:pStyle w:val="Compact"/>
+              <w:jc w:val="left"/>
+            </w:pPr>
+            <w:r>
+              <w:t xml:space="preserve">И я советую считать…, пока у нас хорошее настроение.</w:t>
+            </w:r>
+          </w:p>
+        </w:tc>
+        <w:tc>
+          <w:tcPr/>
+          <w:p>
+            <w:pPr>
+              <w:pStyle w:val="Compact"/>
+              <w:jc w:val="left"/>
+            </w:pPr>
+            <w:r>
+              <w:t xml:space="preserve">советовать + 부정사, пока(~하는 동안)</w:t>
+            </w:r>
+          </w:p>
+        </w:tc>
+      </w:tr>
     </w:tbl>
     <w:p>
       <w:pPr>
@@ -2352,7 +2390,7 @@
         <w:t xml:space="preserve">“</w:t>
       </w:r>
       <w:r>
-        <w:t xml:space="preserve">X мы дадим…, а не… X можно…, а Y нельзя. Так делают все, кто… не только…, но и…</w:t>
+        <w:t xml:space="preserve">X мы дадим…, а не… X можно…, а Y нельзя. Так делают все, кто… не только…, но и… И я советую…, пока…</w:t>
       </w:r>
       <w:r>
         <w:t xml:space="preserve">”</w:t>
@@ -2371,7 +2409,7 @@
         <w:t xml:space="preserve"> </w:t>
       </w:r>
       <w:r>
-        <w:t xml:space="preserve">а не(~가 아니라) · все, кто(~하는 모든 사람) · не только…, но и…(~뿐 아니라 ~도)</w:t>
+        <w:t xml:space="preserve">а не(~가 아니라) · все, кто(~하는 모든 사람) · не только…, но и…(~뿐 아니라 ~도) · пока(~하는 동안)</w:t>
       </w:r>
       <w:r>
         <w:t xml:space="preserve"> </w:t>
@@ -2387,7 +2425,7 @@
         <w:t xml:space="preserve"> </w:t>
       </w:r>
       <w:r>
-        <w:t xml:space="preserve">투자를 대출로 넣자고 동업자를 설득하는 25~30단어 문장 만들기.</w:t>
+        <w:t xml:space="preserve">투자를 대출로 넣자고 동업자를 설득하는 30~50단어 발화 만들기.</w:t>
       </w:r>
     </w:p>
     <w:bookmarkEnd w:id="30"/>
@@ -2881,95 +2919,95 @@
         <w:pStyle w:val="FirstParagraph"/>
       </w:pPr>
       <w:r>
-        <w:t xml:space="preserve">이리나: 돌아오신 걸 환영해요, 알렉세이 니콜라예비치. 비행기가 12분 늦었어요. 적어 뒀어요.</w:t>
-      </w:r>
-    </w:p>
-    <w:p>
-      <w:pPr>
-        <w:pStyle w:val="BodyText"/>
-      </w:pPr>
-      <w:r>
-        <w:t xml:space="preserve">알렉세이: 공항까지 마중을 나오셨어요? 월요일 아침에?</w:t>
-      </w:r>
-    </w:p>
-    <w:p>
-      <w:pPr>
-        <w:pStyle w:val="BodyText"/>
-      </w:pPr>
-      <w:r>
-        <w:t xml:space="preserve">이리나: 달리 갈 데가 없거든요. 금요일에 그만뒀어요.</w:t>
-      </w:r>
-    </w:p>
-    <w:p>
-      <w:pPr>
-        <w:pStyle w:val="BodyText"/>
-      </w:pPr>
-      <w:r>
-        <w:t xml:space="preserve">알렉세이: 그만두셨다고요? 표를 보고 정하신다면서요.</w:t>
-      </w:r>
-    </w:p>
-    <w:p>
-      <w:pPr>
-        <w:pStyle w:val="BodyText"/>
-      </w:pPr>
-      <w:r>
-        <w:t xml:space="preserve">이리나: 빈 줄이 있는 의향서를 봤어요. 그리고 정했어요. 빈 줄은 채워야 하니까.</w:t>
-      </w:r>
-    </w:p>
-    <w:p>
-      <w:pPr>
-        <w:pStyle w:val="BodyText"/>
-      </w:pPr>
-      <w:r>
-        <w:t xml:space="preserve">알렉세이: 고마워요, 이리나 세르게예브나. 정말요. 뭐라고 해야 할지 모르겠어요.</w:t>
-      </w:r>
-    </w:p>
-    <w:p>
-      <w:pPr>
-        <w:pStyle w:val="BodyText"/>
-      </w:pPr>
-      <w:r>
-        <w:t xml:space="preserve">이리나: 회사 이름을 말하세요. 변호사가 11시에 기다려요. 이름 없이는 정관을 못 써요.</w:t>
-      </w:r>
-    </w:p>
-    <w:p>
-      <w:pPr>
-        <w:pStyle w:val="BodyText"/>
-      </w:pPr>
-      <w:r>
-        <w:t xml:space="preserve">알렉세이: 비행기에서 생각했어요. 「모스트」. 「모스트 메디컬」.</w:t>
-      </w:r>
-    </w:p>
-    <w:p>
-      <w:pPr>
-        <w:pStyle w:val="BodyText"/>
-      </w:pPr>
-      <w:r>
-        <w:t xml:space="preserve">이리나: 왜 「모스트(다리)」죠?</w:t>
-      </w:r>
-    </w:p>
-    <w:p>
-      <w:pPr>
-        <w:pStyle w:val="BodyText"/>
-      </w:pPr>
-      <w:r>
-        <w:t xml:space="preserve">알렉세이: 한국과 러시아 사이의 다리. 공장과 의사 사이의 다리. 원주에서 만드는 것과 모스크바에서 놓는 것 사이의 다리. 아무것도 몰래 실어 나르지 않는 다리.</w:t>
-      </w:r>
-    </w:p>
-    <w:p>
-      <w:pPr>
-        <w:pStyle w:val="BodyText"/>
-      </w:pPr>
-      <w:r>
-        <w:t xml:space="preserve">이리나: 멋지네요. 영어로는 「Bridge」. 카드 게임이랑 헷갈리지 마세요.</w:t>
-      </w:r>
-    </w:p>
-    <w:p>
-      <w:pPr>
-        <w:pStyle w:val="BodyText"/>
-      </w:pPr>
-      <w:r>
-        <w:t xml:space="preserve">알렉세이: 안 헷갈려요. 올가 페트로브나도 알아요?</w:t>
+        <w:t xml:space="preserve">이리나: 돌아오신 걸 환영해요, 알렉세이 니콜라예비치. 비행기가 12분 늦었는데, 적어 뒀어요.</w:t>
+      </w:r>
+    </w:p>
+    <w:p>
+      <w:pPr>
+        <w:pStyle w:val="BodyText"/>
+      </w:pPr>
+      <w:r>
+        <w:t xml:space="preserve">알렉세이: 공항까지 마중을 나오셨어요? 그것도 월요일 아침에요?</w:t>
+      </w:r>
+    </w:p>
+    <w:p>
+      <w:pPr>
+        <w:pStyle w:val="BodyText"/>
+      </w:pPr>
+      <w:r>
+        <w:t xml:space="preserve">이리나: 금요일에 그만둬서 달리 갈 데가 없거든요.</w:t>
+      </w:r>
+    </w:p>
+    <w:p>
+      <w:pPr>
+        <w:pStyle w:val="BodyText"/>
+      </w:pPr>
+      <w:r>
+        <w:t xml:space="preserve">알렉세이: 그만두셨다고요? 표를 보고 나서야 정하신다고 하셨잖아요.</w:t>
+      </w:r>
+    </w:p>
+    <w:p>
+      <w:pPr>
+        <w:pStyle w:val="BodyText"/>
+      </w:pPr>
+      <w:r>
+        <w:t xml:space="preserve">이리나: 빈 줄이 있는 의향서를 보고 정했어요. 빈 줄은 채워야 하니까요.</w:t>
+      </w:r>
+    </w:p>
+    <w:p>
+      <w:pPr>
+        <w:pStyle w:val="BodyText"/>
+      </w:pPr>
+      <w:r>
+        <w:t xml:space="preserve">알렉세이: 정말 고마워요, 이리나 세르게예브나. 뭐라고 해야 할지조차 모르겠어요.</w:t>
+      </w:r>
+    </w:p>
+    <w:p>
+      <w:pPr>
+        <w:pStyle w:val="BodyText"/>
+      </w:pPr>
+      <w:r>
+        <w:t xml:space="preserve">이리나: 회사 이름을 말하세요. 변호사가 11시에 기다리는데, 이름 없이는 정관을 못 써요.</w:t>
+      </w:r>
+    </w:p>
+    <w:p>
+      <w:pPr>
+        <w:pStyle w:val="BodyText"/>
+      </w:pPr>
+      <w:r>
+        <w:t xml:space="preserve">알렉세이: 비행기에서 생각했어요. 「모스트」, 전체로는 「모스트 메디컬」이요.</w:t>
+      </w:r>
+    </w:p>
+    <w:p>
+      <w:pPr>
+        <w:pStyle w:val="BodyText"/>
+      </w:pPr>
+      <w:r>
+        <w:t xml:space="preserve">이리나: 왜 하필 「모스트(다리)」죠?</w:t>
+      </w:r>
+    </w:p>
+    <w:p>
+      <w:pPr>
+        <w:pStyle w:val="BodyText"/>
+      </w:pPr>
+      <w:r>
+        <w:t xml:space="preserve">알렉세이: 한국과 러시아 사이, 공장과 의사 사이의 다리예요. 원주에서 만드는 것과 모스크바에서 놓는 것 사이의 다리. 양쪽에서 다 보이니까 아무것도 몰래 실어 나를 수 없는 다리요.</w:t>
+      </w:r>
+    </w:p>
+    <w:p>
+      <w:pPr>
+        <w:pStyle w:val="BodyText"/>
+      </w:pPr>
+      <w:r>
+        <w:t xml:space="preserve">이리나: 멋지네요. 영어로는 「Bridge」인데, 카드 게임이랑 헷갈리지만 마세요.</w:t>
+      </w:r>
+    </w:p>
+    <w:p>
+      <w:pPr>
+        <w:pStyle w:val="BodyText"/>
+      </w:pPr>
+      <w:r>
+        <w:t xml:space="preserve">알렉세이: 안 헷갈려요. 올가 페트로브나도 이름을 벌써 알아요?</w:t>
       </w:r>
     </w:p>
     <w:p>
@@ -2985,15 +3023,15 @@
         <w:pStyle w:val="BodyText"/>
       </w:pPr>
       <w:r>
-        <w:t xml:space="preserve">알렉세이: 농담이에요?</w:t>
-      </w:r>
-    </w:p>
-    <w:p>
-      <w:pPr>
-        <w:pStyle w:val="BodyText"/>
-      </w:pPr>
-      <w:r>
-        <w:t xml:space="preserve">이리나: 올가 페트로브나에겐 농담이 없어요. 유머 섞인 경고가 있을 뿐이죠. 타세요, 가요.</w:t>
+        <w:t xml:space="preserve">알렉세이: 그거 농담이에요? 가끔은 그분이 농담하는 건지 아닌지 모르겠어요.</w:t>
+      </w:r>
+    </w:p>
+    <w:p>
+      <w:pPr>
+        <w:pStyle w:val="BodyText"/>
+      </w:pPr>
+      <w:r>
+        <w:t xml:space="preserve">이리나: 올가 페트로브나에겐 농담이 없어요, 유머 섞인 경고가 있을 뿐이죠. 타세요, 가요.</w:t>
       </w:r>
     </w:p>
     <w:bookmarkEnd w:id="33"/>
@@ -3011,71 +3049,71 @@
         <w:pStyle w:val="FirstParagraph"/>
       </w:pPr>
       <w:r>
-        <w:t xml:space="preserve">자이체프: 아르툠 자이체프입니다. 기업법. 이리나 세르게예브나가 다 말해 줬어요. 거의 다.</w:t>
-      </w:r>
-    </w:p>
-    <w:p>
-      <w:pPr>
-        <w:pStyle w:val="BodyText"/>
-      </w:pPr>
-      <w:r>
-        <w:t xml:space="preserve">알렉세이: 뭘 말 안 했는데요?</w:t>
-      </w:r>
-    </w:p>
-    <w:p>
-      <w:pPr>
-        <w:pStyle w:val="BodyText"/>
-      </w:pPr>
-      <w:r>
-        <w:t xml:space="preserve">자이체프: 똑똑한 사람이 왜 좋은 회사를 나와서 한국 필러를 들여오려는지.</w:t>
-      </w:r>
-    </w:p>
-    <w:p>
-      <w:pPr>
-        <w:pStyle w:val="BodyText"/>
-      </w:pPr>
-      <w:r>
-        <w:t xml:space="preserve">올가: 그건 이유가 아니라 판지예요. 묻지 마세요. 사진 보여 줄 거예요.</w:t>
-      </w:r>
-    </w:p>
-    <w:p>
-      <w:pPr>
-        <w:pStyle w:val="BodyText"/>
-      </w:pPr>
-      <w:r>
-        <w:t xml:space="preserve">자이체프: 알겠습니다, 올가 페트로브나, 안 물을게요. 자. 유한책임회사. 설립자 셋.</w:t>
-      </w:r>
-    </w:p>
-    <w:p>
-      <w:pPr>
-        <w:pStyle w:val="BodyText"/>
-      </w:pPr>
-      <w:r>
-        <w:t xml:space="preserve">알렉세이: 「유한책임」이 뭐예요? 쉽게요.</w:t>
-      </w:r>
-    </w:p>
-    <w:p>
-      <w:pPr>
-        <w:pStyle w:val="BodyText"/>
-      </w:pPr>
-      <w:r>
-        <w:t xml:space="preserve">자이체프: 회사가 망하면 투자한 만큼만 책임집니다. 아파트는 당신 것으로 남아요. 물론 직접 담보로 잡지 않는다면요. 그게 유한회사와 개인사업자의 가장 큰 차이예요.</w:t>
-      </w:r>
-    </w:p>
-    <w:p>
-      <w:pPr>
-        <w:pStyle w:val="BodyText"/>
-      </w:pPr>
-      <w:r>
-        <w:t xml:space="preserve">이리나: 잡을 거예요. 대출 담보로. 이미 표에 있어요.</w:t>
-      </w:r>
-    </w:p>
-    <w:p>
-      <w:pPr>
-        <w:pStyle w:val="BodyText"/>
-      </w:pPr>
-      <w:r>
-        <w:t xml:space="preserve">자이체프: 그럼 아파트는 위험해요. 다만 유한회사 때문이 아니라 대출 때문이죠. 다른 거예요. 기억하세요.</w:t>
+        <w:t xml:space="preserve">자이체프: 아르툠 자이체프, 기업법 담당입니다. 이리나 세르게예브나가 다 말해 줬어요, 뭐, 거의 다요.</w:t>
+      </w:r>
+    </w:p>
+    <w:p>
+      <w:pPr>
+        <w:pStyle w:val="BodyText"/>
+      </w:pPr>
+      <w:r>
+        <w:t xml:space="preserve">알렉세이: 뭘 말 안 했는데요? 제가 보기엔 다 말하는 분인데요.</w:t>
+      </w:r>
+    </w:p>
+    <w:p>
+      <w:pPr>
+        <w:pStyle w:val="BodyText"/>
+      </w:pPr>
+      <w:r>
+        <w:t xml:space="preserve">자이체프: 똑똑한 사람이 왜 좋은 회사를 나와서 한국 필러를 들여오려는지요.</w:t>
+      </w:r>
+    </w:p>
+    <w:p>
+      <w:pPr>
+        <w:pStyle w:val="BodyText"/>
+      </w:pPr>
+      <w:r>
+        <w:t xml:space="preserve">올가: 그건 「이유」가 아니라 판지예요. 묻지 마세요, 안 그러면 사진 보여 줄 거예요.</w:t>
+      </w:r>
+    </w:p>
+    <w:p>
+      <w:pPr>
+        <w:pStyle w:val="BodyText"/>
+      </w:pPr>
+      <w:r>
+        <w:t xml:space="preserve">자이체프: 알겠습니다, 올가 페트로브나, 안 물을게요. 자, 유한책임회사, 설립자 셋.</w:t>
+      </w:r>
+    </w:p>
+    <w:p>
+      <w:pPr>
+        <w:pStyle w:val="BodyText"/>
+      </w:pPr>
+      <w:r>
+        <w:t xml:space="preserve">알렉세이: 「유한책임」이 무슨 뜻이에요? 쉬운 말로 설명해 주세요.</w:t>
+      </w:r>
+    </w:p>
+    <w:p>
+      <w:pPr>
+        <w:pStyle w:val="BodyText"/>
+      </w:pPr>
+      <w:r>
+        <w:t xml:space="preserve">자이체프: 회사가 망하면 투자한 만큼만 책임집니다. 아파트는 당신 것으로 남아요. 물론 직접 담보로 잡지 않는다면요. 그게 유한회사와 개인사업자의 가장 큰 차이고, 처음부터 기억해 둘 만해요.</w:t>
+      </w:r>
+    </w:p>
+    <w:p>
+      <w:pPr>
+        <w:pStyle w:val="BodyText"/>
+      </w:pPr>
+      <w:r>
+        <w:t xml:space="preserve">이리나: 대출 담보로 잡을 거예요, 이미 표에 있어요.</w:t>
+      </w:r>
+    </w:p>
+    <w:p>
+      <w:pPr>
+        <w:pStyle w:val="BodyText"/>
+      </w:pPr>
+      <w:r>
+        <w:t xml:space="preserve">자이체프: 그럼 아파트는 위험해지지만, 유한회사 때문이 아니라 대출 때문이에요. 다른 거예요, 기억하세요.</w:t>
       </w:r>
     </w:p>
     <w:p>
@@ -3107,55 +3145,55 @@
         <w:pStyle w:val="BodyText"/>
       </w:pPr>
       <w:r>
-        <w:t xml:space="preserve">자이체프: 상호, 주소, 자본금, 지분, 대표이사. 그리고 의사결정 규칙.</w:t>
-      </w:r>
-    </w:p>
-    <w:p>
-      <w:pPr>
-        <w:pStyle w:val="BodyText"/>
-      </w:pPr>
-      <w:r>
-        <w:t xml:space="preserve">알렉세이: 상호 — 「모스트 메디컬」. 대표 — 저.</w:t>
-      </w:r>
-    </w:p>
-    <w:p>
-      <w:pPr>
-        <w:pStyle w:val="BodyText"/>
-      </w:pPr>
-      <w:r>
-        <w:t xml:space="preserve">자이체프: 좋습니다. 자본금은요?</w:t>
-      </w:r>
-    </w:p>
-    <w:p>
-      <w:pPr>
-        <w:pStyle w:val="BodyText"/>
-      </w:pPr>
-      <w:r>
-        <w:t xml:space="preserve">이리나: 9만 루블. 900만이 아니라.</w:t>
-      </w:r>
-    </w:p>
-    <w:p>
-      <w:pPr>
-        <w:pStyle w:val="BodyText"/>
-      </w:pPr>
-      <w:r>
-        <w:t xml:space="preserve">알렉세이: 왜 9만이에요? 우린 900만이 있잖아요.</w:t>
-      </w:r>
-    </w:p>
-    <w:p>
-      <w:pPr>
-        <w:pStyle w:val="BodyText"/>
-      </w:pPr>
-      <w:r>
-        <w:t xml:space="preserve">이리나: 900만은 자본금이 아니라 회사에 대여금으로 줄 거예요. 대여금은 돌려받을 수 있지만 자본금은 못 받아요. 시작만이 아니라 끝까지 계산하는 사람은 다 그렇게 해요.</w:t>
-      </w:r>
-    </w:p>
-    <w:p>
-      <w:pPr>
-        <w:pStyle w:val="BodyText"/>
-      </w:pPr>
-      <w:r>
-        <w:t xml:space="preserve">자이체프: 이리나 세르게예브나 말이 맞아요. 일이 잘못되면 설립자 대여금이 지분 분배보다 먼저 상환돼요. 일부라도 돌려받는 거죠. 대여금 우선이라고 해요. 감사인들이 좋아하죠.</w:t>
+        <w:t xml:space="preserve">자이체프: 상호, 주소, 자본금, 지분, 대표이사요. 그리고 의사결정을 어떤 규칙으로 할지도요.</w:t>
+      </w:r>
+    </w:p>
+    <w:p>
+      <w:pPr>
+        <w:pStyle w:val="BodyText"/>
+      </w:pPr>
+      <w:r>
+        <w:t xml:space="preserve">알렉세이: 상호는 「모스트 메디컬」, 대표이사는 저예요.</w:t>
+      </w:r>
+    </w:p>
+    <w:p>
+      <w:pPr>
+        <w:pStyle w:val="BodyText"/>
+      </w:pPr>
+      <w:r>
+        <w:t xml:space="preserve">자이체프: 좋습니다. 자본금은 얼마로 하죠?</w:t>
+      </w:r>
+    </w:p>
+    <w:p>
+      <w:pPr>
+        <w:pStyle w:val="BodyText"/>
+      </w:pPr>
+      <w:r>
+        <w:t xml:space="preserve">이리나: 9만 루블이요, 900만이 아니라.</w:t>
+      </w:r>
+    </w:p>
+    <w:p>
+      <w:pPr>
+        <w:pStyle w:val="BodyText"/>
+      </w:pPr>
+      <w:r>
+        <w:t xml:space="preserve">알렉세이: 우린 900만이 있는데 왜 9만이에요?</w:t>
+      </w:r>
+    </w:p>
+    <w:p>
+      <w:pPr>
+        <w:pStyle w:val="BodyText"/>
+      </w:pPr>
+      <w:r>
+        <w:t xml:space="preserve">이리나: 900만은 자본금이 아니라 회사에 대여금으로 줄 거예요. 대여금은 돌려받을 수 있지만 자본금은 못 받아요. 시작만이 아니라 끝까지 계산하는 사람은 다 그렇게 해요. 그리고 기분 좋을 때인 오늘 끝을 계산해 두길 권해요.</w:t>
+      </w:r>
+    </w:p>
+    <w:p>
+      <w:pPr>
+        <w:pStyle w:val="BodyText"/>
+      </w:pPr>
+      <w:r>
+        <w:t xml:space="preserve">자이체프: 이리나 세르게예브나 말이 맞아요. 일이 잘못되면 설립자 대여금이 지분 분배보다 먼저 상환되니까 일부라도 돌려받아요. 그걸 대여금 우선이라고 하는데, 감사인들이 아주 좋아하죠.</w:t>
       </w:r>
     </w:p>
     <w:p>
@@ -3171,119 +3209,119 @@
         <w:pStyle w:val="BodyText"/>
       </w:pPr>
       <w:r>
-        <w:t xml:space="preserve">이리나: 300은 당신 저축. 400은 아파트 담보 대출. 제 150. 올가 페트로브나 50. 전부 대여금으로.</w:t>
-      </w:r>
-    </w:p>
-    <w:p>
-      <w:pPr>
-        <w:pStyle w:val="BodyText"/>
-      </w:pPr>
-      <w:r>
-        <w:t xml:space="preserve">올가: 내 50만은 아들 바다 여행 3년 치예요. 돌아와야 해요.</w:t>
-      </w:r>
-    </w:p>
-    <w:p>
-      <w:pPr>
-        <w:pStyle w:val="BodyText"/>
-      </w:pPr>
-      <w:r>
-        <w:t xml:space="preserve">자이체프: 돌려줄 게 있으면 제일 먼저 돌아갑니다. 이제 지분.</w:t>
-      </w:r>
-    </w:p>
-    <w:p>
-      <w:pPr>
-        <w:pStyle w:val="BodyText"/>
-      </w:pPr>
-      <w:r>
-        <w:t xml:space="preserve">알렉세이: 제안합니다: 저 55퍼센트, 이리나 세르게예브나 25, 올가 페트로브나 20.</w:t>
-      </w:r>
-    </w:p>
-    <w:p>
-      <w:pPr>
-        <w:pStyle w:val="BodyText"/>
-      </w:pPr>
-      <w:r>
-        <w:t xml:space="preserve">올가: 20. 흥미롭네요. 왜 내가 적죠?</w:t>
-      </w:r>
-    </w:p>
-    <w:p>
-      <w:pPr>
-        <w:pStyle w:val="BodyText"/>
-      </w:pPr>
-      <w:r>
-        <w:t xml:space="preserve">알렉세이: 돈을 덜 넣으시고, 첫해엔 반일 근무시니까요.</w:t>
-      </w:r>
-    </w:p>
-    <w:p>
-      <w:pPr>
-        <w:pStyle w:val="BodyText"/>
-      </w:pPr>
-      <w:r>
-        <w:t xml:space="preserve">올가: 반일이지만 내가 없으면 등록이 없어요. 등록이 없으면 당신 55퍼센트는 0이에요. 0의 퍼센트. 산수는 간단해요, 알렉세이 니콜라예비치. 난 달을 세지만 퍼센트도 셀 줄 알아요.</w:t>
-      </w:r>
-    </w:p>
-    <w:p>
-      <w:pPr>
-        <w:pStyle w:val="BodyText"/>
-      </w:pPr>
-      <w:r>
-        <w:t xml:space="preserve">이리나: 맞는 말이에요. 돈은 대여금으로 돌려받아요. 지분은 돈이 아니에요. 지분은 누가 누구 없이 못 하는지예요. 그리고 올가 페트로브나 없이는 우리 모두 못 해요.</w:t>
-      </w:r>
-    </w:p>
-    <w:p>
-      <w:pPr>
-        <w:pStyle w:val="BodyText"/>
-      </w:pPr>
-      <w:r>
-        <w:t xml:space="preserve">알렉세이: 좋아요. 그럼 어떻게요?</w:t>
-      </w:r>
-    </w:p>
-    <w:p>
-      <w:pPr>
-        <w:pStyle w:val="BodyText"/>
-      </w:pPr>
-      <w:r>
-        <w:t xml:space="preserve">이리나: 50, 25, 25. 당신은 대표이자 가장 큰 위험. 우리는 나머지 반의 두 반쪽.</w:t>
-      </w:r>
-    </w:p>
-    <w:p>
-      <w:pPr>
-        <w:pStyle w:val="BodyText"/>
-      </w:pPr>
-      <w:r>
-        <w:t xml:space="preserve">자이체프: 50퍼센트는 지배권이 아니에요. 50이면 혼자 결정할 수 없어요. 괜찮으세요?</w:t>
-      </w:r>
-    </w:p>
-    <w:p>
-      <w:pPr>
-        <w:pStyle w:val="BodyText"/>
-      </w:pPr>
-      <w:r>
-        <w:t xml:space="preserve">알렉세이: 괜찮아요. 혼자 결정하고 싶지도 않아요. 서두르는 게 제 가장 큰 약점이에요. 제가 「앞으로」라고 소리칠 때도 「멈춰」라고 말해 줄 사람들이 필요해요.</w:t>
-      </w:r>
-    </w:p>
-    <w:p>
-      <w:pPr>
-        <w:pStyle w:val="BodyText"/>
-      </w:pPr>
-      <w:r>
-        <w:t xml:space="preserve">올가: 오늘 아침 첫 번째로 똑똑한 말이네요. 적으세요, 아르툠.</w:t>
-      </w:r>
-    </w:p>
-    <w:p>
-      <w:pPr>
-        <w:pStyle w:val="BodyText"/>
-      </w:pPr>
-      <w:r>
-        <w:t xml:space="preserve">이리나: 바로 기업 협약도요. 정관에 없는 우리 규칙들이에요.</w:t>
-      </w:r>
-    </w:p>
-    <w:p>
-      <w:pPr>
-        <w:pStyle w:val="BodyText"/>
-      </w:pPr>
-      <w:r>
-        <w:t xml:space="preserve">자이체프: 이리나 세르게예브나가 목록을 보냈어요. 여덟 항목. 이런 건 처음 봐요.</w:t>
+        <w:t xml:space="preserve">이리나: 네. 300은 당신 저축, 400은 아파트 담보 대출. 제 150, 올가 페트로브나 50. 전부 대여금으로요.</w:t>
+      </w:r>
+    </w:p>
+    <w:p>
+      <w:pPr>
+        <w:pStyle w:val="BodyText"/>
+      </w:pPr>
+      <w:r>
+        <w:t xml:space="preserve">올가: 내 50만은 아들 바다 여행 3년 치니까 돌아와야 해요.</w:t>
+      </w:r>
+    </w:p>
+    <w:p>
+      <w:pPr>
+        <w:pStyle w:val="BodyText"/>
+      </w:pPr>
+      <w:r>
+        <w:t xml:space="preserve">자이체프: 돌려줄 게 있으면 제일 먼저 돌아갑니다. 이제 지분이요.</w:t>
+      </w:r>
+    </w:p>
+    <w:p>
+      <w:pPr>
+        <w:pStyle w:val="BodyText"/>
+      </w:pPr>
+      <w:r>
+        <w:t xml:space="preserve">알렉세이: 이렇게 제안합니다: 저 55퍼센트, 이리나 세르게예브나 25, 올가 페트로브나 20.</w:t>
+      </w:r>
+    </w:p>
+    <w:p>
+      <w:pPr>
+        <w:pStyle w:val="BodyText"/>
+      </w:pPr>
+      <w:r>
+        <w:t xml:space="preserve">올가: 20? 흥미롭네요. 왜 내가 다른 사람보다 적죠?</w:t>
+      </w:r>
+    </w:p>
+    <w:p>
+      <w:pPr>
+        <w:pStyle w:val="BodyText"/>
+      </w:pPr>
+      <w:r>
+        <w:t xml:space="preserve">알렉세이: 돈을 덜 넣으시고 첫해엔 반일 근무시니까요.</w:t>
+      </w:r>
+    </w:p>
+    <w:p>
+      <w:pPr>
+        <w:pStyle w:val="BodyText"/>
+      </w:pPr>
+      <w:r>
+        <w:t xml:space="preserve">올가: 반일이지만 내가 없으면 등록이 없어요. 등록이 없으면 당신 55퍼센트는 0이에요. 0의 퍼센트. 산수는 간단해요, 알렉세이 니콜라예비치. 난 달을 세지만 퍼센트도 셀 줄 알아요, 그것도 꽤 잘.</w:t>
+      </w:r>
+    </w:p>
+    <w:p>
+      <w:pPr>
+        <w:pStyle w:val="BodyText"/>
+      </w:pPr>
+      <w:r>
+        <w:t xml:space="preserve">이리나: 맞는 말이에요. 돈은 대여금으로 돌려받고, 지분은 돈이 아니에요. 지분은 누가 누구 없이 못 하는지예요. 그리고 올가 페트로브나 없이는 우리 모두 못 한다는 걸 솔직히 인정해야 해요.</w:t>
+      </w:r>
+    </w:p>
+    <w:p>
+      <w:pPr>
+        <w:pStyle w:val="BodyText"/>
+      </w:pPr>
+      <w:r>
+        <w:t xml:space="preserve">알렉세이: 좋아요, 알겠어요. 그럼 지분을 어떻게 나누죠?</w:t>
+      </w:r>
+    </w:p>
+    <w:p>
+      <w:pPr>
+        <w:pStyle w:val="BodyText"/>
+      </w:pPr>
+      <w:r>
+        <w:t xml:space="preserve">이리나: 50, 25, 25. 당신은 대표이자 가장 큰 위험이고, 우리는 나머지 반의 두 반쪽이에요.</w:t>
+      </w:r>
+    </w:p>
+    <w:p>
+      <w:pPr>
+        <w:pStyle w:val="BodyText"/>
+      </w:pPr>
+      <w:r>
+        <w:t xml:space="preserve">자이체프: 50퍼센트는 지배권이 아니에요, 50이면 혼자 결정할 수 없어요. 괜찮으세요?</w:t>
+      </w:r>
+    </w:p>
+    <w:p>
+      <w:pPr>
+        <w:pStyle w:val="BodyText"/>
+      </w:pPr>
+      <w:r>
+        <w:t xml:space="preserve">알렉세이: 괜찮아요. 혼자 결정하고 싶지도 않아요. 서두르는 게 제 가장 큰 약점이에요. 제가 「앞으로」라고 소리칠 때도 「멈춰」라고 말해 줄 사람들이 필요해요. 그래서 50퍼센트가 저한테 딱 맞아요.</w:t>
+      </w:r>
+    </w:p>
+    <w:p>
+      <w:pPr>
+        <w:pStyle w:val="BodyText"/>
+      </w:pPr>
+      <w:r>
+        <w:t xml:space="preserve">올가: 오늘 아침 통틀어 첫 번째로 똑똑한 말이네요. 적으세요, 아르툠.</w:t>
+      </w:r>
+    </w:p>
+    <w:p>
+      <w:pPr>
+        <w:pStyle w:val="BodyText"/>
+      </w:pPr>
+      <w:r>
+        <w:t xml:space="preserve">이리나: 바로 기업 협약도요, 정관에 없는 우리 규칙들이 거기 있으니까.</w:t>
+      </w:r>
+    </w:p>
+    <w:p>
+      <w:pPr>
+        <w:pStyle w:val="BodyText"/>
+      </w:pPr>
+      <w:r>
+        <w:t xml:space="preserve">자이체프: 이리나 세르게예브나가 여덟 항목짜리 목록을 보냈어요. 이런 건 한 번도 본 적이 없어요.</w:t>
       </w:r>
     </w:p>
     <w:bookmarkEnd w:id="34"/>
@@ -3301,31 +3339,31 @@
         <w:pStyle w:val="FirstParagraph"/>
       </w:pPr>
       <w:r>
-        <w:t xml:space="preserve">이리나: 소리 내서 읽어 주세요. 다들 뭘 서명하는지 듣게요.</w:t>
-      </w:r>
-    </w:p>
-    <w:p>
-      <w:pPr>
-        <w:pStyle w:val="BodyText"/>
-      </w:pPr>
-      <w:r>
-        <w:t xml:space="preserve">자이체프: 1항. 현금 거래 금지. 위반 시 지분 매입과 함께 파트너 퇴출 사유.</w:t>
-      </w:r>
-    </w:p>
-    <w:p>
-      <w:pPr>
-        <w:pStyle w:val="BodyText"/>
-      </w:pPr>
-      <w:r>
-        <w:t xml:space="preserve">알렉세이: 엄격하네요.</w:t>
-      </w:r>
-    </w:p>
-    <w:p>
-      <w:pPr>
-        <w:pStyle w:val="BodyText"/>
-      </w:pPr>
-      <w:r>
-        <w:t xml:space="preserve">이리나: 엄격하죠. 첫날부터 제 조건이었어요.</w:t>
+        <w:t xml:space="preserve">이리나: 다들 뭘 서명하는지 듣게 소리 내서 읽어 주세요.</w:t>
+      </w:r>
+    </w:p>
+    <w:p>
+      <w:pPr>
+        <w:pStyle w:val="BodyText"/>
+      </w:pPr>
+      <w:r>
+        <w:t xml:space="preserve">자이체프: 1항: 현금 거래 금지. 위반 시 지분 매입과 함께 파트너 퇴출 사유.</w:t>
+      </w:r>
+    </w:p>
+    <w:p>
+      <w:pPr>
+        <w:pStyle w:val="BodyText"/>
+      </w:pPr>
+      <w:r>
+        <w:t xml:space="preserve">알렉세이: 엄격하네요, 아주 엄격해요. 그래도 왜 필요한지 알아요.</w:t>
+      </w:r>
+    </w:p>
+    <w:p>
+      <w:pPr>
+        <w:pStyle w:val="BodyText"/>
+      </w:pPr>
+      <w:r>
+        <w:t xml:space="preserve">이리나: 엄격하지만, 첫날부터 제 조건이었어요.</w:t>
       </w:r>
     </w:p>
     <w:p>
@@ -3341,15 +3379,15 @@
         <w:pStyle w:val="BodyText"/>
       </w:pPr>
       <w:r>
-        <w:t xml:space="preserve">올가: 그건 내 거예요. 엄마에게도. 「엄마에게도」라고 적어 줘요.</w:t>
-      </w:r>
-    </w:p>
-    <w:p>
-      <w:pPr>
-        <w:pStyle w:val="BodyText"/>
-      </w:pPr>
-      <w:r>
-        <w:t xml:space="preserve">자이체프: 계약서에 「엄마에게도」라고는 못 적어요, 올가 페트로브나.</w:t>
+        <w:t xml:space="preserve">올가: 그건 내 거예요. 엄마에게도. 그대로 적어요: 「엄마에게도」.</w:t>
+      </w:r>
+    </w:p>
+    <w:p>
+      <w:pPr>
+        <w:pStyle w:val="BodyText"/>
+      </w:pPr>
+      <w:r>
+        <w:t xml:space="preserve">자이체프: 하지만 계약서에 「엄마에게도」라고는 못 적어요, 올가 페트로브나.</w:t>
       </w:r>
     </w:p>
     <w:p>
@@ -3365,7 +3403,7 @@
         <w:pStyle w:val="BodyText"/>
       </w:pPr>
       <w:r>
-        <w:t xml:space="preserve">자이체프: 4항: 등록 경로와 일정은 미로노바가 정한다. 취소 불가.</w:t>
+        <w:t xml:space="preserve">자이체프: 4항: 등록 경로와 일정은 미로노바가 정하며, 취소 불가.</w:t>
       </w:r>
     </w:p>
     <w:p>
@@ -3381,47 +3419,47 @@
         <w:pStyle w:val="BodyText"/>
       </w:pPr>
       <w:r>
-        <w:t xml:space="preserve">올가: 할 수 있어요. 기다릴 수 있죠. 그게 「아무것도 못 한다」를 정중하게 말한 거예요.</w:t>
-      </w:r>
-    </w:p>
-    <w:p>
-      <w:pPr>
-        <w:pStyle w:val="BodyText"/>
-      </w:pPr>
-      <w:r>
-        <w:t xml:space="preserve">자이체프: 5항. 모든 지급에 벨로바 I. S.의 두 번째 서명. 없으면 은행이 지급을 처리하지 않습니다.</w:t>
-      </w:r>
-    </w:p>
-    <w:p>
-      <w:pPr>
-        <w:pStyle w:val="BodyText"/>
-      </w:pPr>
-      <w:r>
-        <w:t xml:space="preserve">이리나: 불신이 아니에요. 시스템이에요. 두 서명은 사람이 아니라 실수로부터 지켜 줘요.</w:t>
-      </w:r>
-    </w:p>
-    <w:p>
-      <w:pPr>
-        <w:pStyle w:val="BodyText"/>
-      </w:pPr>
-      <w:r>
-        <w:t xml:space="preserve">알렉세이: 동의해요. 「멈춰」라고 말해 줄 사람을 제가 부탁했으니까요.</w:t>
-      </w:r>
-    </w:p>
-    <w:p>
-      <w:pPr>
-        <w:pStyle w:val="BodyText"/>
-      </w:pPr>
-      <w:r>
-        <w:t xml:space="preserve">자이체프: 6항. 미로노바 O. P.가 12개월 후 다시 취업해도 지분은 유지된다. 7항. 2년 안에 나가는 참여자의 지분은 액면가로 매입한다.</w:t>
-      </w:r>
-    </w:p>
-    <w:p>
-      <w:pPr>
-        <w:pStyle w:val="BodyText"/>
-      </w:pPr>
-      <w:r>
-        <w:t xml:space="preserve">알렉세이: 액면가면 얼마예요?</w:t>
+        <w:t xml:space="preserve">올가: 할 수 있어요, 기다릴 수 있죠. 그게 「아무것도 못 한다」를 정중하게 말한 거예요.</w:t>
+      </w:r>
+    </w:p>
+    <w:p>
+      <w:pPr>
+        <w:pStyle w:val="BodyText"/>
+      </w:pPr>
+      <w:r>
+        <w:t xml:space="preserve">자이체프: 5항: 모든 지급에 벨로바 I. S.의 두 번째 서명. 없으면 은행이 지급을 처리하지 않습니다.</w:t>
+      </w:r>
+    </w:p>
+    <w:p>
+      <w:pPr>
+        <w:pStyle w:val="BodyText"/>
+      </w:pPr>
+      <w:r>
+        <w:t xml:space="preserve">이리나: 불신이 아니라 시스템이에요. 두 서명은 사람이 아니라 실수로부터 지켜 줘요.</w:t>
+      </w:r>
+    </w:p>
+    <w:p>
+      <w:pPr>
+        <w:pStyle w:val="BodyText"/>
+      </w:pPr>
+      <w:r>
+        <w:t xml:space="preserve">알렉세이: 동의해요, 「멈춰」라고 말해 줄 사람을 제가 직접 부탁했으니까요.</w:t>
+      </w:r>
+    </w:p>
+    <w:p>
+      <w:pPr>
+        <w:pStyle w:val="BodyText"/>
+      </w:pPr>
+      <w:r>
+        <w:t xml:space="preserve">자이체프: 6항: 미로노바 O. P.가 12개월 후 다시 취업해도 지분은 유지된다. 7항: 2년 안에 나가는 참여자의 지분은 예외 없이 액면가로 매입한다.</w:t>
+      </w:r>
+    </w:p>
+    <w:p>
+      <w:pPr>
+        <w:pStyle w:val="BodyText"/>
+      </w:pPr>
+      <w:r>
+        <w:t xml:space="preserve">알렉세이: 액면가면 돈으로 얼마예요?</w:t>
       </w:r>
     </w:p>
     <w:p>
@@ -3437,103 +3475,103 @@
         <w:pStyle w:val="BodyText"/>
       </w:pPr>
       <w:r>
-        <w:t xml:space="preserve">이리나: 첫 2년 동안 서로 꼭 붙들고 있자는 거예요. 그다음은 두고 보고요.</w:t>
-      </w:r>
-    </w:p>
-    <w:p>
-      <w:pPr>
-        <w:pStyle w:val="BodyText"/>
-      </w:pPr>
-      <w:r>
-        <w:t xml:space="preserve">자이체프: 8항. 이건 이해를 못 했어요. 「사무실 문 위에 판지가 걸려 있다. 누구도 떼지 않는다.」</w:t>
-      </w:r>
-    </w:p>
-    <w:p>
-      <w:pPr>
-        <w:pStyle w:val="BodyText"/>
-      </w:pPr>
-      <w:r>
-        <w:t xml:space="preserve">올가: 이 사람 할머니예요. 따지지 마세요.</w:t>
-      </w:r>
-    </w:p>
-    <w:p>
-      <w:pPr>
-        <w:pStyle w:val="BodyText"/>
-      </w:pPr>
-      <w:r>
-        <w:t xml:space="preserve">알렉세이: 이리나 세르게예브나, 판지를 기업 협약에 넣으셨어요?</w:t>
-      </w:r>
-    </w:p>
-    <w:p>
-      <w:pPr>
-        <w:pStyle w:val="BodyText"/>
-      </w:pPr>
-      <w:r>
-        <w:t xml:space="preserve">이리나: 넣었어요. 중요하다면 종이에 있어야 해요. 당신이 그랬잖아요: 「해를 끼치지 말라」. 종이가 최고의 기억이에요. 할머님은 40년 동안 환자를 적으셨죠. 저는 그분 판지를 적어요.</w:t>
-      </w:r>
-    </w:p>
-    <w:p>
-      <w:pPr>
-        <w:pStyle w:val="BodyText"/>
-      </w:pPr>
-      <w:r>
-        <w:t xml:space="preserve">자이체프: 법적으로 이 조항은 아무 의미가 없어요.</w:t>
-      </w:r>
-    </w:p>
-    <w:p>
-      <w:pPr>
-        <w:pStyle w:val="BodyText"/>
-      </w:pPr>
-      <w:r>
-        <w:t xml:space="preserve">이리나: 법적으로는 없죠. 우리에겐 전부예요. 남겨 주세요.</w:t>
-      </w:r>
-    </w:p>
-    <w:p>
-      <w:pPr>
-        <w:pStyle w:val="BodyText"/>
-      </w:pPr>
-      <w:r>
-        <w:t xml:space="preserve">자이체프: 남길게요. 기업 협약에 할머니를 넣는 건 처음이네요. 마음에 들어요.</w:t>
-      </w:r>
-    </w:p>
-    <w:p>
-      <w:pPr>
-        <w:pStyle w:val="BodyText"/>
-      </w:pPr>
-      <w:r>
-        <w:t xml:space="preserve">올가: 익숙해지진 마세요. 등록 도시에엔 할머니가 없으니까.</w:t>
-      </w:r>
-    </w:p>
-    <w:p>
-      <w:pPr>
-        <w:pStyle w:val="BodyText"/>
-      </w:pPr>
-      <w:r>
-        <w:t xml:space="preserve">자이체프: 주소가 남았어요. 법인 주소 없이는 세무서가 회사를 등록 안 해요. 사무실 있어요?</w:t>
-      </w:r>
-    </w:p>
-    <w:p>
-      <w:pPr>
-        <w:pStyle w:val="BodyText"/>
-      </w:pPr>
-      <w:r>
-        <w:t xml:space="preserve">알렉세이: 아직요. 오늘 봐요. 올가 페트로브나의 조건은 하나 — 발코니.</w:t>
-      </w:r>
-    </w:p>
-    <w:p>
-      <w:pPr>
-        <w:pStyle w:val="BodyText"/>
-      </w:pPr>
-      <w:r>
-        <w:t xml:space="preserve">자이체프: 발코니는 법적 조건이 아니에요.</w:t>
-      </w:r>
-    </w:p>
-    <w:p>
-      <w:pPr>
-        <w:pStyle w:val="BodyText"/>
-      </w:pPr>
-      <w:r>
-        <w:t xml:space="preserve">올가: 나한텐 법적 조건이에요. 발코니 없으면 서명 안 해요.</w:t>
+        <w:t xml:space="preserve">이리나: 첫 2년 동안 서로 꼭 붙들고 있자는 거예요, 그다음은 두고 보고요.</w:t>
+      </w:r>
+    </w:p>
+    <w:p>
+      <w:pPr>
+        <w:pStyle w:val="BodyText"/>
+      </w:pPr>
+      <w:r>
+        <w:t xml:space="preserve">자이체프: 8항, 이건 이해를 못 했어요: 「사무실 문 위에 판지가 걸려 있다. 누구도 떼지 않는다.」</w:t>
+      </w:r>
+    </w:p>
+    <w:p>
+      <w:pPr>
+        <w:pStyle w:val="BodyText"/>
+      </w:pPr>
+      <w:r>
+        <w:t xml:space="preserve">올가: 이 사람 할머니예요. 따지지 마세요, 소용없어요.</w:t>
+      </w:r>
+    </w:p>
+    <w:p>
+      <w:pPr>
+        <w:pStyle w:val="BodyText"/>
+      </w:pPr>
+      <w:r>
+        <w:t xml:space="preserve">알렉세이: 이리나 세르게예브나, 설마 판지를 기업 협약에 넣으셨어요?</w:t>
+      </w:r>
+    </w:p>
+    <w:p>
+      <w:pPr>
+        <w:pStyle w:val="BodyText"/>
+      </w:pPr>
+      <w:r>
+        <w:t xml:space="preserve">이리나: 넣었어요. 중요하다면 종이에 있어야 해요. 당신이 그랬잖아요: 「해를 끼치지 말라」. 종이가 최고의 기억이에요. 할머님은 40년 동안 환자를 적으셨고, 저는 아무도 잊지 않게 그분 판지를 적어요.</w:t>
+      </w:r>
+    </w:p>
+    <w:p>
+      <w:pPr>
+        <w:pStyle w:val="BodyText"/>
+      </w:pPr>
+      <w:r>
+        <w:t xml:space="preserve">자이체프: 하지만 법적으로 이 조항은 아무 의미가 없고, 어떤 법원도 적용하지 않을 거예요.</w:t>
+      </w:r>
+    </w:p>
+    <w:p>
+      <w:pPr>
+        <w:pStyle w:val="BodyText"/>
+      </w:pPr>
+      <w:r>
+        <w:t xml:space="preserve">이리나: 법적으로는 없지만 우리에겐 전부예요. 남겨 주세요.</w:t>
+      </w:r>
+    </w:p>
+    <w:p>
+      <w:pPr>
+        <w:pStyle w:val="BodyText"/>
+      </w:pPr>
+      <w:r>
+        <w:t xml:space="preserve">자이체프: 남길게요. 기업 협약에 할머니를 넣는 건 처음인데, 마음에 들기까지 하네요.</w:t>
+      </w:r>
+    </w:p>
+    <w:p>
+      <w:pPr>
+        <w:pStyle w:val="BodyText"/>
+      </w:pPr>
+      <w:r>
+        <w:t xml:space="preserve">올가: 익숙해지진 마세요, 등록 도시에엔 할머니가 없으니까.</w:t>
+      </w:r>
+    </w:p>
+    <w:p>
+      <w:pPr>
+        <w:pStyle w:val="BodyText"/>
+      </w:pPr>
+      <w:r>
+        <w:t xml:space="preserve">자이체프: 법인 주소가 남았는데, 그게 없으면 세무서가 회사를 등록 안 해요. 사무실 있어요?</w:t>
+      </w:r>
+    </w:p>
+    <w:p>
+      <w:pPr>
+        <w:pStyle w:val="BodyText"/>
+      </w:pPr>
+      <w:r>
+        <w:t xml:space="preserve">알렉세이: 아직요, 오늘 보러 가요. 올가 페트로브나의 조건은 하나, 발코니예요.</w:t>
+      </w:r>
+    </w:p>
+    <w:p>
+      <w:pPr>
+        <w:pStyle w:val="BodyText"/>
+      </w:pPr>
+      <w:r>
+        <w:t xml:space="preserve">자이체프: 하지만 발코니는 법적 조건이 아니에요.</w:t>
+      </w:r>
+    </w:p>
+    <w:p>
+      <w:pPr>
+        <w:pStyle w:val="BodyText"/>
+      </w:pPr>
+      <w:r>
+        <w:t xml:space="preserve">올가: 나한텐 법적 조건이에요. 발코니 없으면 아무것도 서명 안 해요.</w:t>
       </w:r>
     </w:p>
     <w:bookmarkEnd w:id="35"/>
@@ -3551,103 +3589,103 @@
         <w:pStyle w:val="FirstParagraph"/>
       </w:pPr>
       <w:r>
-        <w:t xml:space="preserve">임대인: 여기요. 38제곱미터. 방 두 개. 3층. 1910년에 지은 건물.</w:t>
-      </w:r>
-    </w:p>
-    <w:p>
-      <w:pPr>
-        <w:pStyle w:val="BodyText"/>
-      </w:pPr>
-      <w:r>
-        <w:t xml:space="preserve">올가: 발코니. 진짜 발코니. 철길이 보이네. 할게요.</w:t>
-      </w:r>
-    </w:p>
-    <w:p>
-      <w:pPr>
-        <w:pStyle w:val="BodyText"/>
-      </w:pPr>
-      <w:r>
-        <w:t xml:space="preserve">이리나: 잠깐만요. 임대료는요?</w:t>
-      </w:r>
-    </w:p>
-    <w:p>
-      <w:pPr>
-        <w:pStyle w:val="BodyText"/>
-      </w:pPr>
-      <w:r>
-        <w:t xml:space="preserve">임대인: 월 8만. 관리비 별도. 보증금 두 달 치.</w:t>
-      </w:r>
-    </w:p>
-    <w:p>
-      <w:pPr>
-        <w:pStyle w:val="BodyText"/>
-      </w:pPr>
-      <w:r>
-        <w:t xml:space="preserve">이리나: 8만은 비싸요. 표에는 6만이에요.</w:t>
-      </w:r>
-    </w:p>
-    <w:p>
-      <w:pPr>
-        <w:pStyle w:val="BodyText"/>
-      </w:pPr>
-      <w:r>
-        <w:t xml:space="preserve">임대인: 아가씨, 여긴 시내예요. 파벨레츠카야. 6만이면 부토보죠.</w:t>
-      </w:r>
-    </w:p>
-    <w:p>
-      <w:pPr>
-        <w:pStyle w:val="BodyText"/>
-      </w:pPr>
-      <w:r>
-        <w:t xml:space="preserve">이리나: 부토보는 안 돼요. 등록 전문가가 심사관한테 두 시간이 아니라 30분 안에 가야 해요.</w:t>
-      </w:r>
-    </w:p>
-    <w:p>
-      <w:pPr>
-        <w:pStyle w:val="BodyText"/>
-      </w:pPr>
-      <w:r>
-        <w:t xml:space="preserve">알렉세이: 제가 해 봐도 될까요?</w:t>
-      </w:r>
-    </w:p>
-    <w:p>
-      <w:pPr>
-        <w:pStyle w:val="BodyText"/>
-      </w:pPr>
-      <w:r>
-        <w:t xml:space="preserve">이리나: 해 보세요. 다만 약속은 하지 말고요.</w:t>
-      </w:r>
-    </w:p>
-    <w:p>
-      <w:pPr>
-        <w:pStyle w:val="BodyText"/>
-      </w:pPr>
-      <w:r>
-        <w:t xml:space="preserve">알렉세이: 저희는 새 회사예요. 최소 3년 있을 거예요. 늘 제때, 계좌 이체로만 내요. 그리고 첫 달 수리는 저희가 직접 해요. 석 달만 지나면 저희가 새 회사란 걸 잊으실 거예요.</w:t>
-      </w:r>
-    </w:p>
-    <w:p>
-      <w:pPr>
-        <w:pStyle w:val="BodyText"/>
-      </w:pPr>
-      <w:r>
-        <w:t xml:space="preserve">임대인: 계좌 이체요? 다들 현금으로 내고 싶어 하는데. 나 세금 안 내게.</w:t>
-      </w:r>
-    </w:p>
-    <w:p>
-      <w:pPr>
-        <w:pStyle w:val="BodyText"/>
-      </w:pPr>
-      <w:r>
-        <w:t xml:space="preserve">이리나: 저희는 원하지 않아요. 세금은 내시겠지만 계약서가 있죠. 그리고 아무 문제도 없고요.</w:t>
-      </w:r>
-    </w:p>
-    <w:p>
-      <w:pPr>
-        <w:pStyle w:val="BodyText"/>
-      </w:pPr>
-      <w:r>
-        <w:t xml:space="preserve">임대인: 이상한 사람들이네. 그래도 계약서는 좋아요. 작년에 세입자가 석 달 치 현금을 들고 도망갔거든요.</w:t>
+        <w:t xml:space="preserve">임대인: 여기 보세요: 38제곱미터, 방 두 개, 3층. 1910년에 지은 건물이에요.</w:t>
+      </w:r>
+    </w:p>
+    <w:p>
+      <w:pPr>
+        <w:pStyle w:val="BodyText"/>
+      </w:pPr>
+      <w:r>
+        <w:t xml:space="preserve">올가: 발코니, 그것도 진짜 발코니, 철길이 보이네. 할게요, 나랑 따지지 마요.</w:t>
+      </w:r>
+    </w:p>
+    <w:p>
+      <w:pPr>
+        <w:pStyle w:val="BodyText"/>
+      </w:pPr>
+      <w:r>
+        <w:t xml:space="preserve">이리나: 잠깐만요, 그렇게 서두르지 마세요. 임대료는 얼마예요?</w:t>
+      </w:r>
+    </w:p>
+    <w:p>
+      <w:pPr>
+        <w:pStyle w:val="BodyText"/>
+      </w:pPr>
+      <w:r>
+        <w:t xml:space="preserve">임대인: 월 8만, 관리비 별도, 보증금 두 달 치예요.</w:t>
+      </w:r>
+    </w:p>
+    <w:p>
+      <w:pPr>
+        <w:pStyle w:val="BodyText"/>
+      </w:pPr>
+      <w:r>
+        <w:t xml:space="preserve">이리나: 8만은 비싸요, 표에는 6만이거든요.</w:t>
+      </w:r>
+    </w:p>
+    <w:p>
+      <w:pPr>
+        <w:pStyle w:val="BodyText"/>
+      </w:pPr>
+      <w:r>
+        <w:t xml:space="preserve">임대인: 아가씨, 여긴 시내예요, 파벨레츠카야. 6만이면 벌써 부토보죠.</w:t>
+      </w:r>
+    </w:p>
+    <w:p>
+      <w:pPr>
+        <w:pStyle w:val="BodyText"/>
+      </w:pPr>
+      <w:r>
+        <w:t xml:space="preserve">이리나: 부토보는 안 돼요. 등록 전문가가 심사관한테 두 시간이 아니라 30분 안에 가야 하거든요.</w:t>
+      </w:r>
+    </w:p>
+    <w:p>
+      <w:pPr>
+        <w:pStyle w:val="BodyText"/>
+      </w:pPr>
+      <w:r>
+        <w:t xml:space="preserve">알렉세이: 제가 얘기해 봐도 될까요? 그래도 영업 10년이면 배운 게 있어요.</w:t>
+      </w:r>
+    </w:p>
+    <w:p>
+      <w:pPr>
+        <w:pStyle w:val="BodyText"/>
+      </w:pPr>
+      <w:r>
+        <w:t xml:space="preserve">이리나: 해 보세요, 다만 약속은 하지 말고요.</w:t>
+      </w:r>
+    </w:p>
+    <w:p>
+      <w:pPr>
+        <w:pStyle w:val="BodyText"/>
+      </w:pPr>
+      <w:r>
+        <w:t xml:space="preserve">알렉세이: 저희는 새 회사지만 최소 3년 있을 거예요. 늘 제때, 계좌 이체로만 내요. 그리고 첫 달 수리는 저희가 직접 해요. 석 달만 지나면 저희가 새 회사란 걸 잊으실 거고, 다른 건물주들에게 저희를 추천하실 거예요.</w:t>
+      </w:r>
+    </w:p>
+    <w:p>
+      <w:pPr>
+        <w:pStyle w:val="BodyText"/>
+      </w:pPr>
+      <w:r>
+        <w:t xml:space="preserve">임대인: 계좌 이체요? 다들 나 세금 안 내게 현금으로 내고 싶어 하는데.</w:t>
+      </w:r>
+    </w:p>
+    <w:p>
+      <w:pPr>
+        <w:pStyle w:val="BodyText"/>
+      </w:pPr>
+      <w:r>
+        <w:t xml:space="preserve">이리나: 저희는 원하지 않아요. 세금은 내시겠지만 대신 계약서가 있고 아무 문제도 없어요.</w:t>
+      </w:r>
+    </w:p>
+    <w:p>
+      <w:pPr>
+        <w:pStyle w:val="BodyText"/>
+      </w:pPr>
+      <w:r>
+        <w:t xml:space="preserve">임대인: 이상한 사람들이네, 그래도 계약서는 좋아요. 작년에 세입자가 석 달 치 현금을 들고 도망갔거든요.</w:t>
       </w:r>
     </w:p>
     <w:p>
@@ -3663,31 +3701,31 @@
         <w:pStyle w:val="BodyText"/>
       </w:pPr>
       <w:r>
-        <w:t xml:space="preserve">임대인: 무슨 할머니요?</w:t>
-      </w:r>
-    </w:p>
-    <w:p>
-      <w:pPr>
-        <w:pStyle w:val="BodyText"/>
-      </w:pPr>
-      <w:r>
-        <w:t xml:space="preserve">올가: 묻지 마세요. 길어요. 7만 — 그럼 오늘 서명해요.</w:t>
-      </w:r>
-    </w:p>
-    <w:p>
-      <w:pPr>
-        <w:pStyle w:val="BodyText"/>
-      </w:pPr>
-      <w:r>
-        <w:t xml:space="preserve">임대인: 7만 5천. 수리는 그쪽이.</w:t>
-      </w:r>
-    </w:p>
-    <w:p>
-      <w:pPr>
-        <w:pStyle w:val="BodyText"/>
-      </w:pPr>
-      <w:r>
-        <w:t xml:space="preserve">이리나: 7만 5천, 수리는 저희, 계약 3년, 1년간 가격 고정. 제가 쓸게요.</w:t>
+        <w:t xml:space="preserve">임대인: 무슨 할머니요? 할머니가 왜 나와요?</w:t>
+      </w:r>
+    </w:p>
+    <w:p>
+      <w:pPr>
+        <w:pStyle w:val="BodyText"/>
+      </w:pPr>
+      <w:r>
+        <w:t xml:space="preserve">올가: 묻지 마세요, 길어요. 7만이면 오늘 서명해요.</w:t>
+      </w:r>
+    </w:p>
+    <w:p>
+      <w:pPr>
+        <w:pStyle w:val="BodyText"/>
+      </w:pPr>
+      <w:r>
+        <w:t xml:space="preserve">임대인: 7만 5천, 그리고 수리는 그쪽이.</w:t>
+      </w:r>
+    </w:p>
+    <w:p>
+      <w:pPr>
+        <w:pStyle w:val="BodyText"/>
+      </w:pPr>
+      <w:r>
+        <w:t xml:space="preserve">이리나: 7만 5천, 수리는 저희, 계약 3년, 1년간 가격 고정. 제가 직접 쓸게요.</w:t>
       </w:r>
     </w:p>
     <w:p>
@@ -3703,7 +3741,7 @@
         <w:pStyle w:val="BodyText"/>
       </w:pPr>
       <w:r>
-        <w:t xml:space="preserve">이리나: 감사 법인이요. 전직. 그게 더 나빠요.</w:t>
+        <w:t xml:space="preserve">이리나: 감사 법인이요, 전직. 그게 더 나빠요.</w:t>
       </w:r>
     </w:p>
     <w:p>
@@ -3719,31 +3757,31 @@
         <w:pStyle w:val="BodyText"/>
       </w:pPr>
       <w:r>
-        <w:t xml:space="preserve">올가: 알렉세이 니콜라예비치, 봐요. 이 문 위에 못이 있어요. 오래된 거.</w:t>
-      </w:r>
-    </w:p>
-    <w:p>
-      <w:pPr>
-        <w:pStyle w:val="BodyText"/>
-      </w:pPr>
-      <w:r>
-        <w:t xml:space="preserve">알렉세이: 판지용이네요. 기다리고 있었던 것처럼.</w:t>
-      </w:r>
-    </w:p>
-    <w:p>
-      <w:pPr>
-        <w:pStyle w:val="BodyText"/>
-      </w:pPr>
-      <w:r>
-        <w:t xml:space="preserve">올가: 못은 백 년 됐어요. 못은 늘 기다려요. 징조로 만들지 마세요.</w:t>
-      </w:r>
-    </w:p>
-    <w:p>
-      <w:pPr>
-        <w:pStyle w:val="BodyText"/>
-      </w:pPr>
-      <w:r>
-        <w:t xml:space="preserve">알렉세이: 늦었어요. 벌써 만들었어요.</w:t>
+        <w:t xml:space="preserve">올가: 알렉세이 니콜라예비치, 봐요: 이 문 위에 못이 있어요, 아주 오래된 거.</w:t>
+      </w:r>
+    </w:p>
+    <w:p>
+      <w:pPr>
+        <w:pStyle w:val="BodyText"/>
+      </w:pPr>
+      <w:r>
+        <w:t xml:space="preserve">알렉세이: 판지용이네요, 우리를 기다리고 있었던 것처럼.</w:t>
+      </w:r>
+    </w:p>
+    <w:p>
+      <w:pPr>
+        <w:pStyle w:val="BodyText"/>
+      </w:pPr>
+      <w:r>
+        <w:t xml:space="preserve">올가: 못은 백 년 됐고, 못은 늘 기다려요. 징조로 만들지 마세요.</w:t>
+      </w:r>
+    </w:p>
+    <w:p>
+      <w:pPr>
+        <w:pStyle w:val="BodyText"/>
+      </w:pPr>
+      <w:r>
+        <w:t xml:space="preserve">알렉세이: 늦었어요, 벌써 만들었어요. 내일 당장 판지를 가져와서 반듯하게 걸게요.</w:t>
       </w:r>
     </w:p>
     <w:bookmarkEnd w:id="36"/>
@@ -3761,87 +3799,87 @@
         <w:pStyle w:val="FirstParagraph"/>
       </w:pPr>
       <w:r>
-        <w:t xml:space="preserve">공증인: 여기, 여기, 그리고 여기 서명하세요. 설립자 한 분씩. 여권은 확인했어요.</w:t>
-      </w:r>
-    </w:p>
-    <w:p>
-      <w:pPr>
-        <w:pStyle w:val="BodyText"/>
-      </w:pPr>
-      <w:r>
-        <w:t xml:space="preserve">알렉세이: 서명했어요.</w:t>
-      </w:r>
-    </w:p>
-    <w:p>
-      <w:pPr>
-        <w:pStyle w:val="BodyText"/>
-      </w:pPr>
-      <w:r>
-        <w:t xml:space="preserve">이리나: 서명했어요. 알렉세이, 축하해요. 첫 계약을.</w:t>
-      </w:r>
-    </w:p>
-    <w:p>
-      <w:pPr>
-        <w:pStyle w:val="BodyText"/>
-      </w:pPr>
-      <w:r>
-        <w:t xml:space="preserve">알렉세이: 「알렉세이」라고 하셨네요. 부칭 없이.</w:t>
-      </w:r>
-    </w:p>
-    <w:p>
-      <w:pPr>
-        <w:pStyle w:val="BodyText"/>
-      </w:pPr>
-      <w:r>
-        <w:t xml:space="preserve">이리나: 약속했잖아요. 「그냥 알렉세이」는 첫 계약 후라고. 여기 있죠. 질서예요.</w:t>
-      </w:r>
-    </w:p>
-    <w:p>
-      <w:pPr>
-        <w:pStyle w:val="BodyText"/>
-      </w:pPr>
-      <w:r>
-        <w:t xml:space="preserve">알렉세이: 그럼 당신도 — 그냥 이리나?</w:t>
-      </w:r>
-    </w:p>
-    <w:p>
-      <w:pPr>
-        <w:pStyle w:val="BodyText"/>
-      </w:pPr>
-      <w:r>
-        <w:t xml:space="preserve">이리나: 그냥 이리나. 하지만 존댓말로. 당분간은.</w:t>
-      </w:r>
-    </w:p>
-    <w:p>
-      <w:pPr>
-        <w:pStyle w:val="BodyText"/>
-      </w:pPr>
-      <w:r>
-        <w:t xml:space="preserve">올가: 나는 올가 페트로브나로 남을게요. 마흔일곱이에요. 부칭을 받을 자격이 있어요.</w:t>
-      </w:r>
-    </w:p>
-    <w:p>
-      <w:pPr>
-        <w:pStyle w:val="BodyText"/>
-      </w:pPr>
-      <w:r>
-        <w:t xml:space="preserve">알렉세이: 물론이죠, 올가 페트로브나.</w:t>
-      </w:r>
-    </w:p>
-    <w:p>
-      <w:pPr>
-        <w:pStyle w:val="BodyText"/>
-      </w:pPr>
-      <w:r>
-        <w:t xml:space="preserve">공증인: 서류는 오늘 세무서로 갑니다. 영업일 5일 뒤면 회사가 생겨요.</w:t>
-      </w:r>
-    </w:p>
-    <w:p>
-      <w:pPr>
-        <w:pStyle w:val="BodyText"/>
-      </w:pPr>
-      <w:r>
-        <w:t xml:space="preserve">올가: 5일. 필러 등록은 18개월이죠. 차이를 느껴 봐요.</w:t>
+        <w:t xml:space="preserve">공증인: 여기, 여기, 그리고 여기 설립자마다 서명하세요. 여권은 이미 확인했어요.</w:t>
+      </w:r>
+    </w:p>
+    <w:p>
+      <w:pPr>
+        <w:pStyle w:val="BodyText"/>
+      </w:pPr>
+      <w:r>
+        <w:t xml:space="preserve">알렉세이: 서명했어요, 다 됐어요. 솔직히 손이 좀 떨리네요.</w:t>
+      </w:r>
+    </w:p>
+    <w:p>
+      <w:pPr>
+        <w:pStyle w:val="BodyText"/>
+      </w:pPr>
+      <w:r>
+        <w:t xml:space="preserve">이리나: 서명했어요. 알렉세이, 첫 계약 축하해요.</w:t>
+      </w:r>
+    </w:p>
+    <w:p>
+      <w:pPr>
+        <w:pStyle w:val="BodyText"/>
+      </w:pPr>
+      <w:r>
+        <w:t xml:space="preserve">알렉세이: 「알렉세이」라고 하셨네요, 부칭 없이. 제가 제대로 들은 거죠?</w:t>
+      </w:r>
+    </w:p>
+    <w:p>
+      <w:pPr>
+        <w:pStyle w:val="BodyText"/>
+      </w:pPr>
+      <w:r>
+        <w:t xml:space="preserve">이리나: 약속했잖아요: 「그냥 알렉세이」는 첫 계약 후라고. 여기 있죠. 질서예요.</w:t>
+      </w:r>
+    </w:p>
+    <w:p>
+      <w:pPr>
+        <w:pStyle w:val="BodyText"/>
+      </w:pPr>
+      <w:r>
+        <w:t xml:space="preserve">알렉세이: 그럼 이제 당신도 그냥 이리나예요? 아니면 계약이 하나 더 필요해요?</w:t>
+      </w:r>
+    </w:p>
+    <w:p>
+      <w:pPr>
+        <w:pStyle w:val="BodyText"/>
+      </w:pPr>
+      <w:r>
+        <w:t xml:space="preserve">이리나: 그냥 이리나, 하지만 존댓말로. 당분간은요, 그다음은 두고 보죠.</w:t>
+      </w:r>
+    </w:p>
+    <w:p>
+      <w:pPr>
+        <w:pStyle w:val="BodyText"/>
+      </w:pPr>
+      <w:r>
+        <w:t xml:space="preserve">올가: 나는 올가 페트로브나로 남을게요. 마흔일곱이고, 부칭을 받을 자격이 있어요.</w:t>
+      </w:r>
+    </w:p>
+    <w:p>
+      <w:pPr>
+        <w:pStyle w:val="BodyText"/>
+      </w:pPr>
+      <w:r>
+        <w:t xml:space="preserve">알렉세이: 물론이죠, 올가 페트로브나, 말씀대로요. 저도 그게 더 익숙해요.</w:t>
+      </w:r>
+    </w:p>
+    <w:p>
+      <w:pPr>
+        <w:pStyle w:val="BodyText"/>
+      </w:pPr>
+      <w:r>
+        <w:t xml:space="preserve">공증인: 서류는 오늘 세무서로 가고, 영업일 5일 뒤면 회사가 생겨요.</w:t>
+      </w:r>
+    </w:p>
+    <w:p>
+      <w:pPr>
+        <w:pStyle w:val="BodyText"/>
+      </w:pPr>
+      <w:r>
+        <w:t xml:space="preserve">올가: 5일, 그런데 필러 등록은 18개월이죠. 차이를 느껴 봐요.</w:t>
       </w:r>
     </w:p>
     <w:p>
@@ -3857,23 +3895,23 @@
         <w:pStyle w:val="BodyText"/>
       </w:pPr>
       <w:r>
-        <w:t xml:space="preserve">알렉세이: 일요일에요. 툴라에 갈 거예요. 정관을 들고.</w:t>
-      </w:r>
-    </w:p>
-    <w:p>
-      <w:pPr>
-        <w:pStyle w:val="BodyText"/>
-      </w:pPr>
-      <w:r>
-        <w:t xml:space="preserve">올가: 잘했어요. 서류가 있으면 아버지들이 덜 따져요. 적어도 처음 5분은.</w:t>
-      </w:r>
-    </w:p>
-    <w:p>
-      <w:pPr>
-        <w:pStyle w:val="BodyText"/>
-      </w:pPr>
-      <w:r>
-        <w:t xml:space="preserve">알렉세이: 할머니도 똑같이 말씀하셨어요: 「서류가 생기면」. 이제 있어요. 정관, 임대 계약서, 판지가 들어간 기업 협약. 남은 건 가장 어려운 서류 — 아버지와의 대화예요.</w:t>
+        <w:t xml:space="preserve">알렉세이: 일요일에요. 정관을 들고 툴라에 갈 거예요.</w:t>
+      </w:r>
+    </w:p>
+    <w:p>
+      <w:pPr>
+        <w:pStyle w:val="BodyText"/>
+      </w:pPr>
+      <w:r>
+        <w:t xml:space="preserve">올가: 잘했어요. 서류가 있으면 아버지들이 덜 따져요, 적어도 처음 5분은.</w:t>
+      </w:r>
+    </w:p>
+    <w:p>
+      <w:pPr>
+        <w:pStyle w:val="BodyText"/>
+      </w:pPr>
+      <w:r>
+        <w:t xml:space="preserve">알렉세이: 할머니도 똑같이 말씀하셨어요: 「서류가 생기면」. 이제 있어요: 정관, 임대 계약서, 판지가 들어간 기업 협약. 남은 건 가장 어려운 서류, 아버지와의 대화예요. 그건 어떤 공증인도 공증해 주지 못하죠.</w:t>
       </w:r>
     </w:p>
     <w:bookmarkEnd w:id="37"/>
